--- a/scenarios/Ethically Hacking/module_7_instructor_guide.docx
+++ b/scenarios/Ethically Hacking/module_7_instructor_guide.docx
@@ -1,13 +1,13 @@
 
 <file path=word/document.xml><?xml version="1.0" encoding="utf-8"?>
-<w:document xmlns:w="http://schemas.openxmlformats.org/wordprocessingml/2006/main">
+<w:document xmlns:wpc="http://schemas.microsoft.com/office/word/2010/wordprocessingCanvas" xmlns:cx="http://schemas.microsoft.com/office/drawing/2014/chartex" xmlns:cx1="http://schemas.microsoft.com/office/drawing/2015/9/8/chartex" xmlns:cx2="http://schemas.microsoft.com/office/drawing/2015/10/21/chartex" xmlns:cx3="http://schemas.microsoft.com/office/drawing/2016/5/9/chartex" xmlns:cx4="http://schemas.microsoft.com/office/drawing/2016/5/10/chartex" xmlns:cx5="http://schemas.microsoft.com/office/drawing/2016/5/11/chartex" xmlns:cx6="http://schemas.microsoft.com/office/drawing/2016/5/12/chartex" xmlns:cx7="http://schemas.microsoft.com/office/drawing/2016/5/13/chartex" xmlns:cx8="http://schemas.microsoft.com/office/drawing/2016/5/14/chartex" xmlns:mc="http://schemas.openxmlformats.org/markup-compatibility/2006" xmlns:aink="http://schemas.microsoft.com/office/drawing/2016/ink" xmlns:am3d="http://schemas.microsoft.com/office/drawing/2017/model3d" xmlns:o="urn:schemas-microsoft-com:office:office" xmlns:oel="http://schemas.microsoft.com/office/2019/extlst" xmlns:r="http://schemas.openxmlformats.org/officeDocument/2006/relationships" xmlns:m="http://schemas.openxmlformats.org/officeDocument/2006/math" xmlns:v="urn:schemas-microsoft-com:vml" xmlns:wp14="http://schemas.microsoft.com/office/word/2010/wordprocessingDrawing" xmlns:wp="http://schemas.openxmlformats.org/drawingml/2006/wordprocessingDrawing" xmlns:w10="urn:schemas-microsoft-com:office:word" xmlns:w="http://schemas.openxmlformats.org/wordprocessingml/2006/main" xmlns:w14="http://schemas.microsoft.com/office/word/2010/wordml" xmlns:w15="http://schemas.microsoft.com/office/word/2012/wordml" xmlns:w16cex="http://schemas.microsoft.com/office/word/2018/wordml/cex" xmlns:w16cid="http://schemas.microsoft.com/office/word/2016/wordml/cid" xmlns:w16="http://schemas.microsoft.com/office/word/2018/wordml" xmlns:w16du="http://schemas.microsoft.com/office/word/2023/wordml/word16du" xmlns:w16sdtdh="http://schemas.microsoft.com/office/word/2020/wordml/sdtdatahash" xmlns:w16sdtfl="http://schemas.microsoft.com/office/word/2024/wordml/sdtformatlock" xmlns:w16se="http://schemas.microsoft.com/office/word/2015/wordml/symex" xmlns:wpg="http://schemas.microsoft.com/office/word/2010/wordprocessingGroup" xmlns:wpi="http://schemas.microsoft.com/office/word/2010/wordprocessingInk" xmlns:wne="http://schemas.microsoft.com/office/word/2006/wordml" xmlns:wps="http://schemas.microsoft.com/office/word/2010/wordprocessingShape" mc:Ignorable="w14 w15 w16se w16cid w16 w16cex w16sdtdh w16sdtfl w16du wp14">
   <w:body>
     <w:p>
       <w:pPr>
         <w:pStyle w:val="Title"/>
       </w:pPr>
       <w:r>
-        <w:t xml:space="preserve">FSSCP Module 7 - Instructor Guide</w:t>
+        <w:t>FSSCP Module 7 - Instructor Guide</w:t>
       </w:r>
     </w:p>
     <w:p>
@@ -16,7 +16,7 @@
           <w:b/>
           <w:color w:val="FF3838"/>
         </w:rPr>
-        <w:t xml:space="preserve">Instructor copy. This document contains the scored answers and must not be shared with participating teams.</w:t>
+        <w:t>Instructor copy. This document contains the scored answers and must not be shared with participating teams.</w:t>
       </w:r>
     </w:p>
     <w:p>
@@ -24,12 +24,13 @@
         <w:pStyle w:val="Heading1"/>
       </w:pPr>
       <w:r>
-        <w:t xml:space="preserve">At a Glance</w:t>
+        <w:t>At a Glance</w:t>
       </w:r>
     </w:p>
     <w:tbl>
       <w:tblPr>
         <w:tblW w:w="5000" w:type="pct"/>
+        <w:tblInd w:w="108" w:type="dxa"/>
         <w:tblBorders>
           <w:top w:val="single" w:sz="4" w:space="0" w:color="94A3B8"/>
           <w:left w:val="single" w:sz="4" w:space="0" w:color="94A3B8"/>
@@ -40,14 +41,13 @@
         </w:tblBorders>
         <w:tblCellMar>
           <w:top w:w="60" w:type="dxa"/>
-          <w:left w:w="108" w:type="dxa"/>
           <w:bottom w:w="60" w:type="dxa"/>
-          <w:right w:w="108" w:type="dxa"/>
         </w:tblCellMar>
+        <w:tblLook w:val="04A0" w:firstRow="1" w:lastRow="0" w:firstColumn="1" w:lastColumn="0" w:noHBand="0" w:noVBand="1"/>
       </w:tblPr>
       <w:tblGrid>
-        <w:gridCol w:w="2600"/>
-        <w:gridCol w:w="7000"/>
+        <w:gridCol w:w="2661"/>
+        <w:gridCol w:w="7193"/>
       </w:tblGrid>
       <w:tr>
         <w:tc>
@@ -59,7 +59,7 @@
               <w:rPr>
                 <w:b/>
               </w:rPr>
-              <w:t xml:space="preserve">Theme</w:t>
+              <w:t>Theme</w:t>
             </w:r>
           </w:p>
         </w:tc>
@@ -69,7 +69,7 @@
           </w:tcPr>
           <w:p>
             <w:r>
-              <w:t xml:space="preserve">Pass Operations and Earth Observation</w:t>
+              <w:t>Pass Operations and Earth Observation</w:t>
             </w:r>
           </w:p>
         </w:tc>
@@ -84,7 +84,7 @@
               <w:rPr>
                 <w:b/>
               </w:rPr>
-              <w:t xml:space="preserve">Session length</w:t>
+              <w:t>Session length</w:t>
             </w:r>
           </w:p>
         </w:tc>
@@ -94,7 +94,7 @@
           </w:tcPr>
           <w:p>
             <w:r>
-              <w:t xml:space="preserve">160 simulation minutes, about 40 minutes real time at 4x speed</w:t>
+              <w:t>160 simulation minutes, about 40 minutes real time at 4x speed</w:t>
             </w:r>
           </w:p>
         </w:tc>
@@ -109,7 +109,7 @@
               <w:rPr>
                 <w:b/>
               </w:rPr>
-              <w:t xml:space="preserve">Start epoch</w:t>
+              <w:t>Start epoch</w:t>
             </w:r>
           </w:p>
         </w:tc>
@@ -119,7 +119,7 @@
           </w:tcPr>
           <w:p>
             <w:r>
-              <w:t xml:space="preserve">2025-10-15 00:00:00 UTC</w:t>
+              <w:t>2025-10-15 00:00:00 UTC</w:t>
             </w:r>
           </w:p>
         </w:tc>
@@ -134,7 +134,7 @@
               <w:rPr>
                 <w:b/>
               </w:rPr>
-              <w:t xml:space="preserve">Ground stations</w:t>
+              <w:t>Ground stations</w:t>
             </w:r>
           </w:p>
         </w:tc>
@@ -144,7 +144,7 @@
           </w:tcPr>
           <w:p>
             <w:r>
-              <w:t xml:space="preserve">Cape Town, Singapore, Honolulu, Santiago</w:t>
+              <w:t>Cape Town, Singapore, Honolulu, Santiago</w:t>
             </w:r>
           </w:p>
         </w:tc>
@@ -159,7 +159,7 @@
               <w:rPr>
                 <w:b/>
               </w:rPr>
-              <w:t xml:space="preserve">Scripted events</w:t>
+              <w:t>Scripted events</w:t>
             </w:r>
           </w:p>
         </w:tc>
@@ -169,7 +169,7 @@
           </w:tcPr>
           <w:p>
             <w:r>
-              <w:t xml:space="preserve">None</w:t>
+              <w:t>None</w:t>
             </w:r>
           </w:p>
         </w:tc>
@@ -184,7 +184,7 @@
               <w:rPr>
                 <w:b/>
               </w:rPr>
-              <w:t xml:space="preserve">Question streams</w:t>
+              <w:t>Question streams</w:t>
             </w:r>
           </w:p>
         </w:tc>
@@ -194,7 +194,7 @@
           </w:tcPr>
           <w:p>
             <w:r>
-              <w:t xml:space="preserve">Mission Lead, Satellite Operations, Payload Operations</w:t>
+              <w:t>Mission Lead, Satellite Operations, Payload Operations</w:t>
             </w:r>
           </w:p>
         </w:tc>
@@ -209,7 +209,7 @@
               <w:rPr>
                 <w:b/>
               </w:rPr>
-              <w:t xml:space="preserve">Scoring</w:t>
+              <w:t>Scoring</w:t>
             </w:r>
           </w:p>
         </w:tc>
@@ -219,33 +219,29 @@
           </w:tcPr>
           <w:p>
             <w:r>
-              <w:t xml:space="preserve">10 questions, 100 points total</w:t>
+              <w:t>10 questions, 100 points total</w:t>
             </w:r>
           </w:p>
         </w:tc>
       </w:tr>
     </w:tbl>
-    <w:p>
-      <w:r>
-        <w:t xml:space="preserve"/>
-      </w:r>
-    </w:p>
+    <w:p/>
     <w:p>
       <w:pPr>
         <w:pStyle w:val="Heading1"/>
       </w:pPr>
       <w:r>
-        <w:t xml:space="preserve">Purpose</w:t>
-      </w:r>
-    </w:p>
-    <w:p>
-      <w:r>
-        <w:t xml:space="preserve">Module 7 moves crews out of the benign, continuously connected environment of Module 6 and into real pass discipline. The spacecraft is only reachable while a ground station has line of sight, so the crew has to decide what happens inside a contact window before that window opens.</w:t>
-      </w:r>
-    </w:p>
-    <w:p>
-      <w:r>
-        <w:t xml:space="preserve">It is also the first module that scores collection work. Teams point a body-fixed camera at two widely separated maritime areas, get the imagery on the ground, and then judge whether what came back is good enough to report. Nothing here is adversarial. The difficulty is planning and self-discipline.</w:t>
+        <w:t>Purpose</w:t>
+      </w:r>
+    </w:p>
+    <w:p>
+      <w:r>
+        <w:t>Module 7 moves crews out of the benign, continuously connected environment of Module 6 and into real pass discipline. The spacecraft is only reachable while a ground station has line of sight, so the crew has to decide what happens inside a contact window before that window opens.</w:t>
+      </w:r>
+    </w:p>
+    <w:p>
+      <w:r>
+        <w:t>It is also the first module that scores collection work. Teams point a body-fixed camera at two widely separated maritime areas, get the imagery on the ground, and then judge whether what came back is good enough to report. Nothing here is adversarial. The difficulty is planning and self-discipline.</w:t>
       </w:r>
     </w:p>
     <w:p>
@@ -253,22 +249,28 @@
         <w:pStyle w:val="Heading1"/>
       </w:pPr>
       <w:r>
-        <w:t xml:space="preserve">How the Module Works</w:t>
-      </w:r>
-    </w:p>
-    <w:p>
-      <w:r>
-        <w:t xml:space="preserve">Each team flies an imaging microsatellite in a low-inclination orbit with four ground stations spread around the globe. Stations need the spacecraft above a ten degree elevation mask, so contact arrives in discrete passes with real gaps between them. The session runs a little over one orbit, so each tasked area only comes back into reach a small number of times.</w:t>
-      </w:r>
-    </w:p>
-    <w:p>
-      <w:r>
-        <w:t xml:space="preserve">Two maritime areas are tasked, one in the Strait of Malacca and one around Hawaii. Each holds a group of stationary vessels sharing a single hull colour. A cloud layer is modelled, so a pass can come back obscured and a crew may need more than one look. The camera shares its mounting face with the radios, which means pointing decisions affect imaging and communications together.</w:t>
-      </w:r>
-    </w:p>
-    <w:p>
-      <w:r>
-        <w:t xml:space="preserve">Nothing is scripted to fail. The Mission Lead and Satellite Operations streams score how the crew runs a contact window, and the Payload Operations stream scores both the collection result and the crew's own product quality gate. Teams submit once per question and the question locks after submission.</w:t>
+        <w:t>How the Module Works</w:t>
+      </w:r>
+    </w:p>
+    <w:p>
+      <w:r>
+        <w:t>Each team flies an imaging microsatellite in a low-inclination orbit with four ground stations spread around the globe. Stations need the spacecraft above a ten degree elevation mask, so contact arrives in discrete passes with real gaps between them. The session runs a little over one orbit, so each tasked area only comes back into reach a small number of times.</w:t>
+      </w:r>
+    </w:p>
+    <w:p>
+      <w:r>
+        <w:t xml:space="preserve">Two maritime areas are tasked, one in the Strait of Malacca and one around Hawaii. Each holds a group of stationary vessels sharing a single hull </w:t>
+      </w:r>
+      <w:r>
+        <w:t>color</w:t>
+      </w:r>
+      <w:r>
+        <w:t>. A cloud layer is modelled, so a pass can come back obscured and a crew may need more than one look. The camera shares its mounting face with the radios, which means pointing decisions affect imaging and communications together.</w:t>
+      </w:r>
+    </w:p>
+    <w:p>
+      <w:r>
+        <w:t>Nothing is scripted to fail. The Mission Lead and Satellite Operations streams score how the crew runs a contact window, and the Payload Operations stream scores both the collection result and the crew's own product quality gate. Teams submit once per question and the question locks after submission.</w:t>
       </w:r>
     </w:p>
     <w:p>
@@ -276,67 +278,80 @@
         <w:pStyle w:val="Heading1"/>
       </w:pPr>
       <w:r>
-        <w:t xml:space="preserve">Running the Module</w:t>
-      </w:r>
-    </w:p>
-    <w:p>
-      <w:pPr>
-        <w:pStyle w:val="ListParagraph"/>
-        <w:numPr>
-          <w:ilvl w:val="0"/>
-          <w:numId w:val="1"/>
-        </w:numPr>
-      </w:pPr>
-      <w:r>
-        <w:t xml:space="preserve">The two collection areas are on opposite sides of the planet. Watch whether crews notice that early and plan for both, or burn their first passes on one area and run out of opportunities for the other.</w:t>
-      </w:r>
-    </w:p>
-    <w:p>
-      <w:pPr>
-        <w:pStyle w:val="ListParagraph"/>
-        <w:numPr>
-          <w:ilvl w:val="0"/>
-          <w:numId w:val="1"/>
-        </w:numPr>
-      </w:pPr>
-      <w:r>
-        <w:t xml:space="preserve">Cloud will cost some crews a pass, and that is intended. What matters is whether they recognise the capture is unusable and retask, rather than reporting it.</w:t>
-      </w:r>
-    </w:p>
-    <w:p>
-      <w:pPr>
-        <w:pStyle w:val="ListParagraph"/>
-        <w:numPr>
-          <w:ilvl w:val="0"/>
-          <w:numId w:val="1"/>
-        </w:numPr>
-      </w:pPr>
-      <w:r>
-        <w:t xml:space="preserve">Six of the ten questions are about how the crew runs a pass rather than what the telemetry says. Crews that never agree an acquisition and end-of-pass routine will be guessing.</w:t>
-      </w:r>
-    </w:p>
-    <w:p>
-      <w:pPr>
-        <w:pStyle w:val="ListParagraph"/>
-        <w:numPr>
-          <w:ilvl w:val="0"/>
-          <w:numId w:val="1"/>
-        </w:numPr>
-      </w:pPr>
-      <w:r>
-        <w:t xml:space="preserve">Expect crews to keep commanding into loss of signal on their first pass or two. Let it happen once, then ask them what they lost.</w:t>
-      </w:r>
-    </w:p>
-    <w:p>
-      <w:pPr>
-        <w:pStyle w:val="ListParagraph"/>
-        <w:numPr>
-          <w:ilvl w:val="0"/>
-          <w:numId w:val="1"/>
-        </w:numPr>
-      </w:pPr>
-      <w:r>
-        <w:t xml:space="preserve">The vessel counts are only answerable from imagery. If a crew asks you to confirm a count, send them back to their captures.</w:t>
+        <w:lastRenderedPageBreak/>
+        <w:t>Running the Module</w:t>
+      </w:r>
+    </w:p>
+    <w:p>
+      <w:pPr>
+        <w:pStyle w:val="ListParagraph"/>
+        <w:numPr>
+          <w:ilvl w:val="0"/>
+          <w:numId w:val="1"/>
+        </w:numPr>
+      </w:pPr>
+      <w:r>
+        <w:t>The two collection areas are on opposite sides of the planet. Watch whether crews notice that early and plan for both, or burn their first passes on one area and run out of opportunities for the other.</w:t>
+      </w:r>
+    </w:p>
+    <w:p>
+      <w:pPr>
+        <w:pStyle w:val="ListParagraph"/>
+        <w:numPr>
+          <w:ilvl w:val="0"/>
+          <w:numId w:val="1"/>
+        </w:numPr>
+      </w:pPr>
+      <w:r>
+        <w:t xml:space="preserve">Cloud will cost some crews a pass, and that is intended. What matters is whether they </w:t>
+      </w:r>
+      <w:r>
+        <w:t>recognize</w:t>
+      </w:r>
+      <w:r>
+        <w:t xml:space="preserve"> the capture is unusable and re</w:t>
+      </w:r>
+      <w:r>
+        <w:t>-</w:t>
+      </w:r>
+      <w:r>
+        <w:t>task, rather than reporting it.</w:t>
+      </w:r>
+    </w:p>
+    <w:p>
+      <w:pPr>
+        <w:pStyle w:val="ListParagraph"/>
+        <w:numPr>
+          <w:ilvl w:val="0"/>
+          <w:numId w:val="1"/>
+        </w:numPr>
+      </w:pPr>
+      <w:r>
+        <w:t>Six of the ten questions are about how the crew runs a pass rather than what the telemetry says. Crews that never agree an acquisition and end-of-pass routine will be guessing.</w:t>
+      </w:r>
+    </w:p>
+    <w:p>
+      <w:pPr>
+        <w:pStyle w:val="ListParagraph"/>
+        <w:numPr>
+          <w:ilvl w:val="0"/>
+          <w:numId w:val="1"/>
+        </w:numPr>
+      </w:pPr>
+      <w:r>
+        <w:t>Expect crews to keep commanding into loss of signal on their first pass or two. Let it happen once, then ask them what they lost.</w:t>
+      </w:r>
+    </w:p>
+    <w:p>
+      <w:pPr>
+        <w:pStyle w:val="ListParagraph"/>
+        <w:numPr>
+          <w:ilvl w:val="0"/>
+          <w:numId w:val="1"/>
+        </w:numPr>
+      </w:pPr>
+      <w:r>
+        <w:t>The vessel counts are only answerable from imagery. If a crew asks you to confirm a count, send them back to their captures.</w:t>
       </w:r>
     </w:p>
     <w:p>
@@ -344,12 +359,12 @@
         <w:pStyle w:val="Heading1"/>
       </w:pPr>
       <w:r>
-        <w:t xml:space="preserve">Questions and Answers</w:t>
-      </w:r>
-    </w:p>
-    <w:p>
-      <w:r>
-        <w:t xml:space="preserve">Questions are delivered in the Tasks section of the operator terminal. Teams may submit once per question, after which the question locks.</w:t>
+        <w:t>Questions and Answers</w:t>
+      </w:r>
+    </w:p>
+    <w:p>
+      <w:r>
+        <w:t>Questions are delivered in the Tasks section of the operator terminal. Teams may submit once per question, after which the question locks.</w:t>
       </w:r>
     </w:p>
     <w:p>
@@ -357,7 +372,7 @@
         <w:pStyle w:val="Heading2"/>
       </w:pPr>
       <w:r>
-        <w:t xml:space="preserve">Mission Lead</w:t>
+        <w:t>Mission Lead</w:t>
       </w:r>
     </w:p>
     <w:p>
@@ -373,7 +388,7 @@
         <w:spacing w:before="80" w:after="140"/>
       </w:pPr>
       <w:r>
-        <w:t xml:space="preserve">Q1. What should the Mission Lead confirm at the start of each ground-station pass?</w:t>
+        <w:t>Q1. What should the Mission Lead confirm at the start of each ground-station pass?</w:t>
       </w:r>
     </w:p>
     <w:p>
@@ -387,7 +402,7 @@
           <w:sz w:val="18"/>
           <w:szCs w:val="18"/>
         </w:rPr>
-        <w:t xml:space="preserve">Single choice  |  10 points</w:t>
+        <w:t>Single choice  |  10 points</w:t>
       </w:r>
     </w:p>
     <w:p>
@@ -398,58 +413,58 @@
         <w:t xml:space="preserve">Shown to teams as: </w:t>
       </w:r>
       <w:r>
-        <w:t xml:space="preserve">At pass acquisition, the Mission Lead sets the team up for a successful contact window. Select the best answer.</w:t>
-      </w:r>
-    </w:p>
-    <w:p>
-      <w:pPr>
-        <w:pStyle w:val="ListParagraph"/>
-        <w:numPr>
-          <w:ilvl w:val="0"/>
-          <w:numId w:val="1"/>
-        </w:numPr>
-      </w:pPr>
-      <w:r>
-        <w:t xml:space="preserve">Begin payload capture immediately</w:t>
-      </w:r>
-    </w:p>
-    <w:p>
-      <w:pPr>
-        <w:pStyle w:val="ListParagraph"/>
-        <w:numPr>
-          <w:ilvl w:val="0"/>
-          <w:numId w:val="1"/>
-        </w:numPr>
-      </w:pPr>
-      <w:r>
-        <w:rPr>
-          <w:b/>
-        </w:rPr>
-        <w:t xml:space="preserve">Confirm contact, pass timeline and ground station (correct)</w:t>
-      </w:r>
-    </w:p>
-    <w:p>
-      <w:pPr>
-        <w:pStyle w:val="ListParagraph"/>
-        <w:numPr>
-          <w:ilvl w:val="0"/>
-          <w:numId w:val="1"/>
-        </w:numPr>
-      </w:pPr>
-      <w:r>
-        <w:t xml:space="preserve">Rotate encryption keys before any telemetry review</w:t>
-      </w:r>
-    </w:p>
-    <w:p>
-      <w:pPr>
-        <w:pStyle w:val="ListParagraph"/>
-        <w:numPr>
-          <w:ilvl w:val="0"/>
-          <w:numId w:val="1"/>
-        </w:numPr>
-      </w:pPr>
-      <w:r>
-        <w:t xml:space="preserve">Safe-mode the spacecraft until imagery is requested</w:t>
+        <w:t>At pass acquisition, the Mission Lead sets the team up for a successful contact window. Select the best answer.</w:t>
+      </w:r>
+    </w:p>
+    <w:p>
+      <w:pPr>
+        <w:pStyle w:val="ListParagraph"/>
+        <w:numPr>
+          <w:ilvl w:val="0"/>
+          <w:numId w:val="1"/>
+        </w:numPr>
+      </w:pPr>
+      <w:r>
+        <w:t>Begin payload capture immediately</w:t>
+      </w:r>
+    </w:p>
+    <w:p>
+      <w:pPr>
+        <w:pStyle w:val="ListParagraph"/>
+        <w:numPr>
+          <w:ilvl w:val="0"/>
+          <w:numId w:val="1"/>
+        </w:numPr>
+      </w:pPr>
+      <w:r>
+        <w:rPr>
+          <w:b/>
+        </w:rPr>
+        <w:t>Confirm contact, pass timeline and ground station (correct)</w:t>
+      </w:r>
+    </w:p>
+    <w:p>
+      <w:pPr>
+        <w:pStyle w:val="ListParagraph"/>
+        <w:numPr>
+          <w:ilvl w:val="0"/>
+          <w:numId w:val="1"/>
+        </w:numPr>
+      </w:pPr>
+      <w:r>
+        <w:t>Rotate encryption keys before any telemetry review</w:t>
+      </w:r>
+    </w:p>
+    <w:p>
+      <w:pPr>
+        <w:pStyle w:val="ListParagraph"/>
+        <w:numPr>
+          <w:ilvl w:val="0"/>
+          <w:numId w:val="1"/>
+        </w:numPr>
+      </w:pPr>
+      <w:r>
+        <w:t>Safe-mode the spacecraft until imagery is requested</w:t>
       </w:r>
     </w:p>
     <w:p>
@@ -460,7 +475,7 @@
         <w:t xml:space="preserve">Correct answer: </w:t>
       </w:r>
       <w:r>
-        <w:t xml:space="preserve">Confirm contact, pass timeline and ground station</w:t>
+        <w:t>Confirm contact, pass timeline and ground station</w:t>
       </w:r>
     </w:p>
     <w:p>
@@ -471,7 +486,7 @@
         <w:t xml:space="preserve">Why: </w:t>
       </w:r>
       <w:r>
-        <w:t xml:space="preserve">The Mission Lead briefs contact status, the pass window, which ground station is in use, and what the team must accomplish before commanding begins.</w:t>
+        <w:t>The Mission Lead briefs contact status, the pass window, which ground station is in use, and what the team must accomplish before commanding begins.</w:t>
       </w:r>
     </w:p>
     <w:p>
@@ -487,7 +502,7 @@
         <w:spacing w:before="360" w:after="140"/>
       </w:pPr>
       <w:r>
-        <w:t xml:space="preserve">Q2. Which action should the Mission Lead approve personally rather than delegate?</w:t>
+        <w:t>Q2. Which action should the Mission Lead approve personally rather than delegate?</w:t>
       </w:r>
     </w:p>
     <w:p>
@@ -501,7 +516,7 @@
           <w:sz w:val="18"/>
           <w:szCs w:val="18"/>
         </w:rPr>
-        <w:t xml:space="preserve">Single choice  |  10 points</w:t>
+        <w:t>Single choice  |  10 points</w:t>
       </w:r>
     </w:p>
     <w:p>
@@ -512,58 +527,70 @@
         <w:t xml:space="preserve">Shown to teams as: </w:t>
       </w:r>
       <w:r>
-        <w:t xml:space="preserve">Some steps are delegated to Satellite or Payload Operations; others need Mission Lead authority. Select the best answer.</w:t>
-      </w:r>
-    </w:p>
-    <w:p>
-      <w:pPr>
-        <w:pStyle w:val="ListParagraph"/>
-        <w:numPr>
-          <w:ilvl w:val="0"/>
-          <w:numId w:val="1"/>
-        </w:numPr>
-      </w:pPr>
-      <w:r>
-        <w:t xml:space="preserve">Configuring camera field-of-view before capture</w:t>
-      </w:r>
-    </w:p>
-    <w:p>
-      <w:pPr>
-        <w:pStyle w:val="ListParagraph"/>
-        <w:numPr>
-          <w:ilvl w:val="0"/>
-          <w:numId w:val="1"/>
-        </w:numPr>
-      </w:pPr>
-      <w:r>
-        <w:rPr>
-          <w:b/>
-        </w:rPr>
-        <w:t xml:space="preserve">Entering safe-mode or authorising a spacecraft reset (correct)</w:t>
-      </w:r>
-    </w:p>
-    <w:p>
-      <w:pPr>
-        <w:pStyle w:val="ListParagraph"/>
-        <w:numPr>
-          <w:ilvl w:val="0"/>
-          <w:numId w:val="1"/>
-        </w:numPr>
-      </w:pPr>
-      <w:r>
-        <w:t xml:space="preserve">Routine nadir pointing for a standard capture</w:t>
-      </w:r>
-    </w:p>
-    <w:p>
-      <w:pPr>
-        <w:pStyle w:val="ListParagraph"/>
-        <w:numPr>
-          <w:ilvl w:val="0"/>
-          <w:numId w:val="1"/>
-        </w:numPr>
-      </w:pPr>
-      <w:r>
-        <w:t xml:space="preserve">Scheduled telemetry downlink during a good pass</w:t>
+        <w:t>Some steps are delegated to Satellite or Payload Operations; others need Mission Lead authority. Select the best answer.</w:t>
+      </w:r>
+    </w:p>
+    <w:p>
+      <w:pPr>
+        <w:pStyle w:val="ListParagraph"/>
+        <w:numPr>
+          <w:ilvl w:val="0"/>
+          <w:numId w:val="1"/>
+        </w:numPr>
+      </w:pPr>
+      <w:r>
+        <w:t>Configuring camera field-of-view before capture</w:t>
+      </w:r>
+    </w:p>
+    <w:p>
+      <w:pPr>
+        <w:pStyle w:val="ListParagraph"/>
+        <w:numPr>
+          <w:ilvl w:val="0"/>
+          <w:numId w:val="1"/>
+        </w:numPr>
+      </w:pPr>
+      <w:r>
+        <w:rPr>
+          <w:b/>
+        </w:rPr>
+        <w:t xml:space="preserve">Entering safe-mode or </w:t>
+      </w:r>
+      <w:r>
+        <w:rPr>
+          <w:b/>
+        </w:rPr>
+        <w:t>authorizing</w:t>
+      </w:r>
+      <w:r>
+        <w:rPr>
+          <w:b/>
+        </w:rPr>
+        <w:t xml:space="preserve"> a spacecraft reset (correct)</w:t>
+      </w:r>
+    </w:p>
+    <w:p>
+      <w:pPr>
+        <w:pStyle w:val="ListParagraph"/>
+        <w:numPr>
+          <w:ilvl w:val="0"/>
+          <w:numId w:val="1"/>
+        </w:numPr>
+      </w:pPr>
+      <w:r>
+        <w:t>Routine nadir pointing for a standard capture</w:t>
+      </w:r>
+    </w:p>
+    <w:p>
+      <w:pPr>
+        <w:pStyle w:val="ListParagraph"/>
+        <w:numPr>
+          <w:ilvl w:val="0"/>
+          <w:numId w:val="1"/>
+        </w:numPr>
+      </w:pPr>
+      <w:r>
+        <w:t>Scheduled telemetry downlink during a good pass</w:t>
       </w:r>
     </w:p>
     <w:p>
@@ -574,18 +601,25 @@
         <w:t xml:space="preserve">Correct answer: </w:t>
       </w:r>
       <w:r>
-        <w:t xml:space="preserve">Entering safe-mode or authorising a spacecraft reset</w:t>
-      </w:r>
-    </w:p>
-    <w:p>
-      <w:r>
-        <w:rPr>
-          <w:b/>
-        </w:rPr>
+        <w:t xml:space="preserve">Entering safe-mode or </w:t>
+      </w:r>
+      <w:r>
+        <w:t>authorizing</w:t>
+      </w:r>
+      <w:r>
+        <w:t xml:space="preserve"> a spacecraft reset</w:t>
+      </w:r>
+    </w:p>
+    <w:p>
+      <w:r>
+        <w:rPr>
+          <w:b/>
+        </w:rPr>
+        <w:lastRenderedPageBreak/>
         <w:t xml:space="preserve">Why: </w:t>
       </w:r>
       <w:r>
-        <w:t xml:space="preserve">Safe-mode and reset decisions affect the whole pass plan and should be approved by the Mission Lead.</w:t>
+        <w:t>Safe-mode and reset decisions affect the whole pass plan and should be approved by the Mission Lead.</w:t>
       </w:r>
     </w:p>
     <w:p>
@@ -601,7 +635,7 @@
         <w:spacing w:before="360" w:after="140"/>
       </w:pPr>
       <w:r>
-        <w:t xml:space="preserve">Q3. What should the Mission Lead review immediately after a pass ends?</w:t>
+        <w:t>Q3. What should the Mission Lead review immediately after a pass ends?</w:t>
       </w:r>
     </w:p>
     <w:p>
@@ -615,7 +649,7 @@
           <w:sz w:val="18"/>
           <w:szCs w:val="18"/>
         </w:rPr>
-        <w:t xml:space="preserve">Single choice  |  10 points</w:t>
+        <w:t>Single choice  |  10 points</w:t>
       </w:r>
     </w:p>
     <w:p>
@@ -626,58 +660,58 @@
         <w:t xml:space="preserve">Shown to teams as: </w:t>
       </w:r>
       <w:r>
-        <w:t xml:space="preserve">When the contact window closes, the Mission Lead closes out the pass with the team. Select the best answer.</w:t>
-      </w:r>
-    </w:p>
-    <w:p>
-      <w:pPr>
-        <w:pStyle w:val="ListParagraph"/>
-        <w:numPr>
-          <w:ilvl w:val="0"/>
-          <w:numId w:val="1"/>
-        </w:numPr>
-      </w:pPr>
-      <w:r>
-        <w:t xml:space="preserve">Immediate safe-mode regardless of pass outcome</w:t>
-      </w:r>
-    </w:p>
-    <w:p>
-      <w:pPr>
-        <w:pStyle w:val="ListParagraph"/>
-        <w:numPr>
-          <w:ilvl w:val="0"/>
-          <w:numId w:val="1"/>
-        </w:numPr>
-      </w:pPr>
-      <w:r>
-        <w:t xml:space="preserve">Only the spacecraft battery voltage trend</w:t>
-      </w:r>
-    </w:p>
-    <w:p>
-      <w:pPr>
-        <w:pStyle w:val="ListParagraph"/>
-        <w:numPr>
-          <w:ilvl w:val="0"/>
-          <w:numId w:val="1"/>
-        </w:numPr>
-      </w:pPr>
-      <w:r>
-        <w:rPr>
-          <w:b/>
-        </w:rPr>
-        <w:t xml:space="preserve">Whether primary tasking was completed and if any anomalies occurred (correct)</w:t>
-      </w:r>
-    </w:p>
-    <w:p>
-      <w:pPr>
-        <w:pStyle w:val="ListParagraph"/>
-        <w:numPr>
-          <w:ilvl w:val="0"/>
-          <w:numId w:val="1"/>
-        </w:numPr>
-      </w:pPr>
-      <w:r>
-        <w:t xml:space="preserve">Whether the camera aperture should be changed before the next orbit</w:t>
+        <w:t>When the contact window closes, the Mission Lead closes out the pass with the team. Select the best answer.</w:t>
+      </w:r>
+    </w:p>
+    <w:p>
+      <w:pPr>
+        <w:pStyle w:val="ListParagraph"/>
+        <w:numPr>
+          <w:ilvl w:val="0"/>
+          <w:numId w:val="1"/>
+        </w:numPr>
+      </w:pPr>
+      <w:r>
+        <w:t>Immediate safe-mode regardless of pass outcome</w:t>
+      </w:r>
+    </w:p>
+    <w:p>
+      <w:pPr>
+        <w:pStyle w:val="ListParagraph"/>
+        <w:numPr>
+          <w:ilvl w:val="0"/>
+          <w:numId w:val="1"/>
+        </w:numPr>
+      </w:pPr>
+      <w:r>
+        <w:t>Only the spacecraft battery voltage trend</w:t>
+      </w:r>
+    </w:p>
+    <w:p>
+      <w:pPr>
+        <w:pStyle w:val="ListParagraph"/>
+        <w:numPr>
+          <w:ilvl w:val="0"/>
+          <w:numId w:val="1"/>
+        </w:numPr>
+      </w:pPr>
+      <w:r>
+        <w:rPr>
+          <w:b/>
+        </w:rPr>
+        <w:t>Whether primary tasking was completed and if any anomalies occurred (correct)</w:t>
+      </w:r>
+    </w:p>
+    <w:p>
+      <w:pPr>
+        <w:pStyle w:val="ListParagraph"/>
+        <w:numPr>
+          <w:ilvl w:val="0"/>
+          <w:numId w:val="1"/>
+        </w:numPr>
+      </w:pPr>
+      <w:r>
+        <w:t>Whether the camera aperture should be changed before the next orbit</w:t>
       </w:r>
     </w:p>
     <w:p>
@@ -688,7 +722,7 @@
         <w:t xml:space="preserve">Correct answer: </w:t>
       </w:r>
       <w:r>
-        <w:t xml:space="preserve">Whether primary tasking was completed and if any anomalies occurred</w:t>
+        <w:t>Whether primary tasking was completed and if any anomalies occurred</w:t>
       </w:r>
     </w:p>
     <w:p>
@@ -699,7 +733,7 @@
         <w:t xml:space="preserve">Why: </w:t>
       </w:r>
       <w:r>
-        <w:t xml:space="preserve">After each pass the Mission Lead confirms tasking status, captures anomalies, and sets expectations for the next contact opportunity.</w:t>
+        <w:t>After each pass the Mission Lead confirms tasking status, captures anomalies, and sets expectations for the next contact opportunity.</w:t>
       </w:r>
     </w:p>
     <w:p>
@@ -707,7 +741,7 @@
         <w:pStyle w:val="Heading2"/>
       </w:pPr>
       <w:r>
-        <w:t xml:space="preserve">Satellite Operations</w:t>
+        <w:t>Satellite Operations</w:t>
       </w:r>
     </w:p>
     <w:p>
@@ -723,7 +757,7 @@
         <w:spacing w:before="80" w:after="140"/>
       </w:pPr>
       <w:r>
-        <w:t xml:space="preserve">Q4. What is the correct first action at pass acquisition?</w:t>
+        <w:t>Q4. What is the correct first action at pass acquisition?</w:t>
       </w:r>
     </w:p>
     <w:p>
@@ -737,7 +771,7 @@
           <w:sz w:val="18"/>
           <w:szCs w:val="18"/>
         </w:rPr>
-        <w:t xml:space="preserve">Single choice  |  10 points</w:t>
+        <w:t>Single choice  |  10 points</w:t>
       </w:r>
     </w:p>
     <w:p>
@@ -748,58 +782,58 @@
         <w:t xml:space="preserve">Shown to teams as: </w:t>
       </w:r>
       <w:r>
-        <w:t xml:space="preserve">Satellite Operations owns the link during each contact window. Select the nominal first step.</w:t>
-      </w:r>
-    </w:p>
-    <w:p>
-      <w:pPr>
-        <w:pStyle w:val="ListParagraph"/>
-        <w:numPr>
-          <w:ilvl w:val="0"/>
-          <w:numId w:val="1"/>
-        </w:numPr>
-      </w:pPr>
-      <w:r>
-        <w:t xml:space="preserve">Capture imagery of the tasked region</w:t>
-      </w:r>
-    </w:p>
-    <w:p>
-      <w:pPr>
-        <w:pStyle w:val="ListParagraph"/>
-        <w:numPr>
-          <w:ilvl w:val="0"/>
-          <w:numId w:val="1"/>
-        </w:numPr>
-      </w:pPr>
-      <w:r>
-        <w:t xml:space="preserve">Downlink all stored data immediately</w:t>
-      </w:r>
-    </w:p>
-    <w:p>
-      <w:pPr>
-        <w:pStyle w:val="ListParagraph"/>
-        <w:numPr>
-          <w:ilvl w:val="0"/>
-          <w:numId w:val="1"/>
-        </w:numPr>
-      </w:pPr>
-      <w:r>
-        <w:t xml:space="preserve">Reconfigure the on-board command schedule</w:t>
-      </w:r>
-    </w:p>
-    <w:p>
-      <w:pPr>
-        <w:pStyle w:val="ListParagraph"/>
-        <w:numPr>
-          <w:ilvl w:val="0"/>
-          <w:numId w:val="1"/>
-        </w:numPr>
-      </w:pPr>
-      <w:r>
-        <w:rPr>
-          <w:b/>
-        </w:rPr>
-        <w:t xml:space="preserve">Verify link with station and monitor SNR (correct)</w:t>
+        <w:t>Satellite Operations owns the link during each contact window. Select the nominal first step.</w:t>
+      </w:r>
+    </w:p>
+    <w:p>
+      <w:pPr>
+        <w:pStyle w:val="ListParagraph"/>
+        <w:numPr>
+          <w:ilvl w:val="0"/>
+          <w:numId w:val="1"/>
+        </w:numPr>
+      </w:pPr>
+      <w:r>
+        <w:t>Capture imagery of the tasked region</w:t>
+      </w:r>
+    </w:p>
+    <w:p>
+      <w:pPr>
+        <w:pStyle w:val="ListParagraph"/>
+        <w:numPr>
+          <w:ilvl w:val="0"/>
+          <w:numId w:val="1"/>
+        </w:numPr>
+      </w:pPr>
+      <w:r>
+        <w:t>Downlink all stored data immediately</w:t>
+      </w:r>
+    </w:p>
+    <w:p>
+      <w:pPr>
+        <w:pStyle w:val="ListParagraph"/>
+        <w:numPr>
+          <w:ilvl w:val="0"/>
+          <w:numId w:val="1"/>
+        </w:numPr>
+      </w:pPr>
+      <w:r>
+        <w:t>Reconfigure the on-board command schedule</w:t>
+      </w:r>
+    </w:p>
+    <w:p>
+      <w:pPr>
+        <w:pStyle w:val="ListParagraph"/>
+        <w:numPr>
+          <w:ilvl w:val="0"/>
+          <w:numId w:val="1"/>
+        </w:numPr>
+      </w:pPr>
+      <w:r>
+        <w:rPr>
+          <w:b/>
+        </w:rPr>
+        <w:t>Verify link with station and monitor SNR (correct)</w:t>
       </w:r>
     </w:p>
     <w:p>
@@ -810,7 +844,7 @@
         <w:t xml:space="preserve">Correct answer: </w:t>
       </w:r>
       <w:r>
-        <w:t xml:space="preserve">Verify link with station and monitor SNR</w:t>
+        <w:t>Verify link with station and monitor SNR</w:t>
       </w:r>
     </w:p>
     <w:p>
@@ -821,7 +855,7 @@
         <w:t xml:space="preserve">Why: </w:t>
       </w:r>
       <w:r>
-        <w:t xml:space="preserve">Acquire the link, confirm SNR is acceptable, and monitor telemetry before handing off or supporting payload tasking.</w:t>
+        <w:t>Acquire the link, confirm SNR is acceptable, and monitor telemetry before handing off or supporting payload tasking.</w:t>
       </w:r>
     </w:p>
     <w:p>
@@ -837,7 +871,7 @@
         <w:spacing w:before="360" w:after="140"/>
       </w:pPr>
       <w:r>
-        <w:t xml:space="preserve">Q5. Which conditions should cause Satellite Operators to notify the Mission Lead?</w:t>
+        <w:t>Q5. Which conditions should cause Satellite Operators to notify the Mission Lead?</w:t>
       </w:r>
     </w:p>
     <w:p>
@@ -851,7 +885,7 @@
           <w:sz w:val="18"/>
           <w:szCs w:val="18"/>
         </w:rPr>
-        <w:t xml:space="preserve">Multiple choice, select all that apply  |  10 points</w:t>
+        <w:t>Multiple choice, select all that apply  |  10 points</w:t>
       </w:r>
     </w:p>
     <w:p>
@@ -862,76 +896,76 @@
         <w:t xml:space="preserve">Shown to teams as: </w:t>
       </w:r>
       <w:r>
-        <w:t xml:space="preserve">Select all telemetry-based triggers that should stop routine commanding until the Mission Lead is informed.</w:t>
-      </w:r>
-    </w:p>
-    <w:p>
-      <w:pPr>
-        <w:pStyle w:val="ListParagraph"/>
-        <w:numPr>
-          <w:ilvl w:val="0"/>
-          <w:numId w:val="1"/>
-        </w:numPr>
-      </w:pPr>
-      <w:r>
-        <w:t xml:space="preserve">Battery charge fraction is nominal</w:t>
-      </w:r>
-    </w:p>
-    <w:p>
-      <w:pPr>
-        <w:pStyle w:val="ListParagraph"/>
-        <w:numPr>
-          <w:ilvl w:val="0"/>
-          <w:numId w:val="1"/>
-        </w:numPr>
-      </w:pPr>
-      <w:r>
-        <w:t xml:space="preserve">Routine ping received on schedule</w:t>
-      </w:r>
-    </w:p>
-    <w:p>
-      <w:pPr>
-        <w:pStyle w:val="ListParagraph"/>
-        <w:numPr>
-          <w:ilvl w:val="0"/>
-          <w:numId w:val="1"/>
-        </w:numPr>
-      </w:pPr>
-      <w:r>
-        <w:rPr>
-          <w:b/>
-        </w:rPr>
-        <w:t xml:space="preserve">SNR falls below the mission threshold (correct)</w:t>
-      </w:r>
-    </w:p>
-    <w:p>
-      <w:pPr>
-        <w:pStyle w:val="ListParagraph"/>
-        <w:numPr>
-          <w:ilvl w:val="0"/>
-          <w:numId w:val="1"/>
-        </w:numPr>
-      </w:pPr>
-      <w:r>
-        <w:rPr>
-          <w:b/>
-        </w:rPr>
-        <w:t xml:space="preserve">Spacecraft enters SAFE mode unexpectedly (correct)</w:t>
-      </w:r>
-    </w:p>
-    <w:p>
-      <w:pPr>
-        <w:pStyle w:val="ListParagraph"/>
-        <w:numPr>
-          <w:ilvl w:val="0"/>
-          <w:numId w:val="1"/>
-        </w:numPr>
-      </w:pPr>
-      <w:r>
-        <w:rPr>
-          <w:b/>
-        </w:rPr>
-        <w:t xml:space="preserve">Uplink command is not acknowledged (correct)</w:t>
+        <w:t>Select all telemetry-based triggers that should stop routine commanding until the Mission Lead is informed.</w:t>
+      </w:r>
+    </w:p>
+    <w:p>
+      <w:pPr>
+        <w:pStyle w:val="ListParagraph"/>
+        <w:numPr>
+          <w:ilvl w:val="0"/>
+          <w:numId w:val="1"/>
+        </w:numPr>
+      </w:pPr>
+      <w:r>
+        <w:t>Battery charge fraction is nominal</w:t>
+      </w:r>
+    </w:p>
+    <w:p>
+      <w:pPr>
+        <w:pStyle w:val="ListParagraph"/>
+        <w:numPr>
+          <w:ilvl w:val="0"/>
+          <w:numId w:val="1"/>
+        </w:numPr>
+      </w:pPr>
+      <w:r>
+        <w:t>Routine ping received on schedule</w:t>
+      </w:r>
+    </w:p>
+    <w:p>
+      <w:pPr>
+        <w:pStyle w:val="ListParagraph"/>
+        <w:numPr>
+          <w:ilvl w:val="0"/>
+          <w:numId w:val="1"/>
+        </w:numPr>
+      </w:pPr>
+      <w:r>
+        <w:rPr>
+          <w:b/>
+        </w:rPr>
+        <w:t>SNR falls below the mission threshold (correct)</w:t>
+      </w:r>
+    </w:p>
+    <w:p>
+      <w:pPr>
+        <w:pStyle w:val="ListParagraph"/>
+        <w:numPr>
+          <w:ilvl w:val="0"/>
+          <w:numId w:val="1"/>
+        </w:numPr>
+      </w:pPr>
+      <w:r>
+        <w:rPr>
+          <w:b/>
+        </w:rPr>
+        <w:t>Spacecraft enters SAFE mode unexpectedly (correct)</w:t>
+      </w:r>
+    </w:p>
+    <w:p>
+      <w:pPr>
+        <w:pStyle w:val="ListParagraph"/>
+        <w:numPr>
+          <w:ilvl w:val="0"/>
+          <w:numId w:val="1"/>
+        </w:numPr>
+      </w:pPr>
+      <w:r>
+        <w:rPr>
+          <w:b/>
+        </w:rPr>
+        <w:t>Uplink command is not acknowledged (correct)</w:t>
       </w:r>
     </w:p>
     <w:p>
@@ -942,18 +976,19 @@
         <w:t xml:space="preserve">Correct answer: </w:t>
       </w:r>
       <w:r>
-        <w:t xml:space="preserve">SNR falls below the mission threshold, Spacecraft enters SAFE mode unexpectedly, Uplink command is not acknowledged</w:t>
-      </w:r>
-    </w:p>
-    <w:p>
-      <w:r>
-        <w:rPr>
-          <w:b/>
-        </w:rPr>
+        <w:t>SNR falls below the mission threshold, Spacecraft enters SAFE mode unexpectedly, Uplink command is not acknowledged</w:t>
+      </w:r>
+    </w:p>
+    <w:p>
+      <w:r>
+        <w:rPr>
+          <w:b/>
+        </w:rPr>
+        <w:lastRenderedPageBreak/>
         <w:t xml:space="preserve">Why: </w:t>
       </w:r>
       <w:r>
-        <w:t xml:space="preserve">Link degradation, unexpected safe-mode, and missing command acks all require a pause and Mission Lead brief. Routine pings and nominal battery telemetry do not.</w:t>
+        <w:t>Link degradation, unexpected safe-mode, and missing command acks all require a pause and Mission Lead brief. Routine pings and nominal battery telemetry do not.</w:t>
       </w:r>
     </w:p>
     <w:p>
@@ -969,7 +1004,7 @@
         <w:spacing w:before="360" w:after="140"/>
       </w:pPr>
       <w:r>
-        <w:t xml:space="preserve">Q6. What should Satellite Operations do when the contact window is about to end?</w:t>
+        <w:t>Q6. What should Satellite Operations do when the contact window is about to end?</w:t>
       </w:r>
     </w:p>
     <w:p>
@@ -983,7 +1018,7 @@
           <w:sz w:val="18"/>
           <w:szCs w:val="18"/>
         </w:rPr>
-        <w:t xml:space="preserve">Single choice  |  10 points</w:t>
+        <w:t>Single choice  |  10 points</w:t>
       </w:r>
     </w:p>
     <w:p>
@@ -994,58 +1029,58 @@
         <w:t xml:space="preserve">Shown to teams as: </w:t>
       </w:r>
       <w:r>
-        <w:t xml:space="preserve">LEO passes are short and the link will drop. Select the best nominal end-of-pass action.</w:t>
-      </w:r>
-    </w:p>
-    <w:p>
-      <w:pPr>
-        <w:pStyle w:val="ListParagraph"/>
-        <w:numPr>
-          <w:ilvl w:val="0"/>
-          <w:numId w:val="1"/>
-        </w:numPr>
-      </w:pPr>
-      <w:r>
-        <w:t xml:space="preserve">Begin a new imagery capture sequence in the final seconds of the pass</w:t>
-      </w:r>
-    </w:p>
-    <w:p>
-      <w:pPr>
-        <w:pStyle w:val="ListParagraph"/>
-        <w:numPr>
-          <w:ilvl w:val="0"/>
-          <w:numId w:val="1"/>
-        </w:numPr>
-      </w:pPr>
-      <w:r>
-        <w:rPr>
-          <w:b/>
-        </w:rPr>
-        <w:t xml:space="preserve">Brief the Mission Lead on pass status and stop non-essential commands (correct)</w:t>
-      </w:r>
-    </w:p>
-    <w:p>
-      <w:pPr>
-        <w:pStyle w:val="ListParagraph"/>
-        <w:numPr>
-          <w:ilvl w:val="0"/>
-          <w:numId w:val="1"/>
-        </w:numPr>
-      </w:pPr>
-      <w:r>
-        <w:t xml:space="preserve">Continue issuing new commands until the link drops</w:t>
-      </w:r>
-    </w:p>
-    <w:p>
-      <w:pPr>
-        <w:pStyle w:val="ListParagraph"/>
-        <w:numPr>
-          <w:ilvl w:val="0"/>
-          <w:numId w:val="1"/>
-        </w:numPr>
-      </w:pPr>
-      <w:r>
-        <w:t xml:space="preserve">Reset the spacecraft computer automatically at pass end</w:t>
+        <w:t>LEO passes are short and the link will drop. Select the best nominal end-of-pass action.</w:t>
+      </w:r>
+    </w:p>
+    <w:p>
+      <w:pPr>
+        <w:pStyle w:val="ListParagraph"/>
+        <w:numPr>
+          <w:ilvl w:val="0"/>
+          <w:numId w:val="1"/>
+        </w:numPr>
+      </w:pPr>
+      <w:r>
+        <w:t>Begin a new imagery capture sequence in the final seconds of the pass</w:t>
+      </w:r>
+    </w:p>
+    <w:p>
+      <w:pPr>
+        <w:pStyle w:val="ListParagraph"/>
+        <w:numPr>
+          <w:ilvl w:val="0"/>
+          <w:numId w:val="1"/>
+        </w:numPr>
+      </w:pPr>
+      <w:r>
+        <w:rPr>
+          <w:b/>
+        </w:rPr>
+        <w:t>Brief the Mission Lead on pass status and stop non-essential commands (correct)</w:t>
+      </w:r>
+    </w:p>
+    <w:p>
+      <w:pPr>
+        <w:pStyle w:val="ListParagraph"/>
+        <w:numPr>
+          <w:ilvl w:val="0"/>
+          <w:numId w:val="1"/>
+        </w:numPr>
+      </w:pPr>
+      <w:r>
+        <w:t>Continue issuing new commands until the link drops</w:t>
+      </w:r>
+    </w:p>
+    <w:p>
+      <w:pPr>
+        <w:pStyle w:val="ListParagraph"/>
+        <w:numPr>
+          <w:ilvl w:val="0"/>
+          <w:numId w:val="1"/>
+        </w:numPr>
+      </w:pPr>
+      <w:r>
+        <w:t>Reset the spacecraft computer automatically at pass end</w:t>
       </w:r>
     </w:p>
     <w:p>
@@ -1056,7 +1091,7 @@
         <w:t xml:space="preserve">Correct answer: </w:t>
       </w:r>
       <w:r>
-        <w:t xml:space="preserve">Brief the Mission Lead on pass status and stop non-essential commands</w:t>
+        <w:t>Brief the Mission Lead on pass status and stop non-essential commands</w:t>
       </w:r>
     </w:p>
     <w:p>
@@ -1067,7 +1102,7 @@
         <w:t xml:space="preserve">Why: </w:t>
       </w:r>
       <w:r>
-        <w:t xml:space="preserve">Satellite Operations monitors the pass timeline, hands status to the Mission Lead, and avoids starting work that cannot finish before link loss.</w:t>
+        <w:t>Satellite Operations monitors the pass timeline, hands status to the Mission Lead, and avoids starting work that cannot finish before link loss.</w:t>
       </w:r>
     </w:p>
     <w:p>
@@ -1075,7 +1110,7 @@
         <w:pStyle w:val="Heading2"/>
       </w:pPr>
       <w:r>
-        <w:t xml:space="preserve">Payload Operations</w:t>
+        <w:t>Payload Operations</w:t>
       </w:r>
     </w:p>
     <w:p>
@@ -1091,7 +1126,7 @@
         <w:spacing w:before="80" w:after="140"/>
       </w:pPr>
       <w:r>
-        <w:t xml:space="preserve">Q7. How many yellow vessels are in the Strait of Malacca?</w:t>
+        <w:t>Q7. How many yellow vessels are in the Strait of Malacca?</w:t>
       </w:r>
     </w:p>
     <w:p>
@@ -1105,7 +1140,7 @@
           <w:sz w:val="18"/>
           <w:szCs w:val="18"/>
         </w:rPr>
-        <w:t xml:space="preserve">Numeric entry  |  10 points</w:t>
+        <w:t>Numeric entry  |  10 points</w:t>
       </w:r>
     </w:p>
     <w:p>
@@ -1116,7 +1151,7 @@
         <w:t xml:space="preserve">Shown to teams as: </w:t>
       </w:r>
       <w:r>
-        <w:t xml:space="preserve">Use Earth observation imagery of the Strait of Malacca region and count the number of yellow vessels.</w:t>
+        <w:t>Use Earth observation imagery of the Strait of Malacca region and count the number of yellow vessels.</w:t>
       </w:r>
     </w:p>
     <w:p>
@@ -1127,7 +1162,7 @@
         <w:t xml:space="preserve">Correct answer: </w:t>
       </w:r>
       <w:r>
-        <w:t xml:space="preserve">4 (exact value required)</w:t>
+        <w:t>4 (exact value required)</w:t>
       </w:r>
     </w:p>
     <w:p>
@@ -1138,7 +1173,7 @@
         <w:t xml:space="preserve">Why: </w:t>
       </w:r>
       <w:r>
-        <w:t xml:space="preserve">Four yellow vessels are located in the Strait of Malacca.</w:t>
+        <w:t>Four yellow vessels are located in the Strait of Malacca.</w:t>
       </w:r>
     </w:p>
     <w:p>
@@ -1154,7 +1189,7 @@
         <w:spacing w:before="360" w:after="140"/>
       </w:pPr>
       <w:r>
-        <w:t xml:space="preserve">Q8. How many green vessels are around Hawaii?</w:t>
+        <w:t>Q8. How many green vessels are around Hawaii?</w:t>
       </w:r>
     </w:p>
     <w:p>
@@ -1168,7 +1203,7 @@
           <w:sz w:val="18"/>
           <w:szCs w:val="18"/>
         </w:rPr>
-        <w:t xml:space="preserve">Numeric entry  |  10 points</w:t>
+        <w:t>Numeric entry  |  10 points</w:t>
       </w:r>
     </w:p>
     <w:p>
@@ -1179,7 +1214,7 @@
         <w:t xml:space="preserve">Shown to teams as: </w:t>
       </w:r>
       <w:r>
-        <w:t xml:space="preserve">Use Earth observation imagery of the Hawaii region and count the number of green vessels.</w:t>
+        <w:t>Use Earth observation imagery of the Hawaii region and count the number of green vessels.</w:t>
       </w:r>
     </w:p>
     <w:p>
@@ -1190,7 +1225,7 @@
         <w:t xml:space="preserve">Correct answer: </w:t>
       </w:r>
       <w:r>
-        <w:t xml:space="preserve">5 (exact value required)</w:t>
+        <w:t>5 (exact value required)</w:t>
       </w:r>
     </w:p>
     <w:p>
@@ -1201,7 +1236,7 @@
         <w:t xml:space="preserve">Why: </w:t>
       </w:r>
       <w:r>
-        <w:t xml:space="preserve">Five green vessels are located around Hawaii.</w:t>
+        <w:t>Five green vessels are located around Hawaii.</w:t>
       </w:r>
     </w:p>
     <w:p>
@@ -1217,7 +1252,7 @@
         <w:spacing w:before="360" w:after="140"/>
       </w:pPr>
       <w:r>
-        <w:t xml:space="preserve">Q9. What must Payload Operations verify before releasing a captured product?</w:t>
+        <w:t>Q9. What must Payload Operations verify before releasing a captured product?</w:t>
       </w:r>
     </w:p>
     <w:p>
@@ -1231,7 +1266,7 @@
           <w:sz w:val="18"/>
           <w:szCs w:val="18"/>
         </w:rPr>
-        <w:t xml:space="preserve">Single choice  |  10 points</w:t>
+        <w:t>Single choice  |  10 points</w:t>
       </w:r>
     </w:p>
     <w:p>
@@ -1242,69 +1277,70 @@
         <w:t xml:space="preserve">Shown to teams as: </w:t>
       </w:r>
       <w:r>
-        <w:t xml:space="preserve">After capture and downlink, Payload Operations checks the product before delivery. Select the best answer.</w:t>
-      </w:r>
-    </w:p>
-    <w:p>
-      <w:pPr>
-        <w:pStyle w:val="ListParagraph"/>
-        <w:numPr>
-          <w:ilvl w:val="0"/>
-          <w:numId w:val="1"/>
-        </w:numPr>
-      </w:pPr>
-      <w:r>
-        <w:rPr>
-          <w:b/>
-        </w:rPr>
-        <w:t xml:space="preserve">Image quality, correct target region, and tasking metadata (correct)</w:t>
-      </w:r>
-    </w:p>
-    <w:p>
-      <w:pPr>
-        <w:pStyle w:val="ListParagraph"/>
-        <w:numPr>
-          <w:ilvl w:val="0"/>
-          <w:numId w:val="1"/>
-        </w:numPr>
-      </w:pPr>
-      <w:r>
-        <w:t xml:space="preserve">Only that the downlink completed without error</w:t>
-      </w:r>
-    </w:p>
-    <w:p>
-      <w:pPr>
-        <w:pStyle w:val="ListParagraph"/>
-        <w:numPr>
-          <w:ilvl w:val="0"/>
-          <w:numId w:val="1"/>
-        </w:numPr>
-      </w:pPr>
-      <w:r>
-        <w:t xml:space="preserve">That the next ground-station pass is scheduled</w:t>
-      </w:r>
-    </w:p>
-    <w:p>
-      <w:pPr>
-        <w:pStyle w:val="ListParagraph"/>
-        <w:numPr>
-          <w:ilvl w:val="0"/>
-          <w:numId w:val="1"/>
-        </w:numPr>
-      </w:pPr>
-      <w:r>
-        <w:t xml:space="preserve">The current encryption key value</w:t>
-      </w:r>
-    </w:p>
-    <w:p>
-      <w:r>
-        <w:rPr>
-          <w:b/>
-        </w:rPr>
+        <w:t>After capture and downlink, Payload Operations checks the product before delivery. Select the best answer.</w:t>
+      </w:r>
+    </w:p>
+    <w:p>
+      <w:pPr>
+        <w:pStyle w:val="ListParagraph"/>
+        <w:numPr>
+          <w:ilvl w:val="0"/>
+          <w:numId w:val="1"/>
+        </w:numPr>
+      </w:pPr>
+      <w:r>
+        <w:rPr>
+          <w:b/>
+        </w:rPr>
+        <w:t>Image quality, correct target region, and tasking metadata (correct)</w:t>
+      </w:r>
+    </w:p>
+    <w:p>
+      <w:pPr>
+        <w:pStyle w:val="ListParagraph"/>
+        <w:numPr>
+          <w:ilvl w:val="0"/>
+          <w:numId w:val="1"/>
+        </w:numPr>
+      </w:pPr>
+      <w:r>
+        <w:t>Only that the downlink completed without error</w:t>
+      </w:r>
+    </w:p>
+    <w:p>
+      <w:pPr>
+        <w:pStyle w:val="ListParagraph"/>
+        <w:numPr>
+          <w:ilvl w:val="0"/>
+          <w:numId w:val="1"/>
+        </w:numPr>
+      </w:pPr>
+      <w:r>
+        <w:t>That the next ground-station pass is scheduled</w:t>
+      </w:r>
+    </w:p>
+    <w:p>
+      <w:pPr>
+        <w:pStyle w:val="ListParagraph"/>
+        <w:numPr>
+          <w:ilvl w:val="0"/>
+          <w:numId w:val="1"/>
+        </w:numPr>
+      </w:pPr>
+      <w:r>
+        <w:t>The current encryption key value</w:t>
+      </w:r>
+    </w:p>
+    <w:p>
+      <w:r>
+        <w:rPr>
+          <w:b/>
+        </w:rPr>
+        <w:lastRenderedPageBreak/>
         <w:t xml:space="preserve">Correct answer: </w:t>
       </w:r>
       <w:r>
-        <w:t xml:space="preserve">Image quality, correct target region, and tasking metadata</w:t>
+        <w:t>Image quality, correct target region, and tasking metadata</w:t>
       </w:r>
     </w:p>
     <w:p>
@@ -1315,7 +1351,7 @@
         <w:t xml:space="preserve">Why: </w:t>
       </w:r>
       <w:r>
-        <w:t xml:space="preserve">Payload Operations verifies the imagery quality, that the correct geography was captured, and that tasking metadata matches the request.</w:t>
+        <w:t>Payload Operations verifies the imagery quality, that the correct geography was captured, and that tasking metadata matches the request.</w:t>
       </w:r>
     </w:p>
     <w:p>
@@ -1331,7 +1367,7 @@
         <w:spacing w:before="360" w:after="140"/>
       </w:pPr>
       <w:r>
-        <w:t xml:space="preserve">Q10. Which findings should cause Payload Operations to hold a downlinked product as suspect?</w:t>
+        <w:t>Q10. Which findings should cause Payload Operations to hold a downlinked product as suspect?</w:t>
       </w:r>
     </w:p>
     <w:p>
@@ -1345,7 +1381,7 @@
           <w:sz w:val="18"/>
           <w:szCs w:val="18"/>
         </w:rPr>
-        <w:t xml:space="preserve">Multiple choice, select all that apply  |  10 points</w:t>
+        <w:t>Multiple choice, select all that apply  |  10 points</w:t>
       </w:r>
     </w:p>
     <w:p>
@@ -1356,76 +1392,88 @@
         <w:t xml:space="preserve">Shown to teams as: </w:t>
       </w:r>
       <w:r>
-        <w:t xml:space="preserve">Select all integrity triggers that should stop a product from being delivered until it is reviewed.</w:t>
-      </w:r>
-    </w:p>
-    <w:p>
-      <w:pPr>
-        <w:pStyle w:val="ListParagraph"/>
-        <w:numPr>
-          <w:ilvl w:val="0"/>
-          <w:numId w:val="1"/>
-        </w:numPr>
-      </w:pPr>
-      <w:r>
-        <w:rPr>
-          <w:b/>
-        </w:rPr>
-        <w:t xml:space="preserve">Capture geometry does not match the tasked region (correct)</w:t>
-      </w:r>
-    </w:p>
-    <w:p>
-      <w:pPr>
-        <w:pStyle w:val="ListParagraph"/>
-        <w:numPr>
-          <w:ilvl w:val="0"/>
-          <w:numId w:val="1"/>
-        </w:numPr>
-      </w:pPr>
-      <w:r>
-        <w:t xml:space="preserve">Ground-station SNR was acceptable at pass start</w:t>
-      </w:r>
-    </w:p>
-    <w:p>
-      <w:pPr>
-        <w:pStyle w:val="ListParagraph"/>
-        <w:numPr>
-          <w:ilvl w:val="0"/>
-          <w:numId w:val="1"/>
-        </w:numPr>
-      </w:pPr>
-      <w:r>
-        <w:rPr>
-          <w:b/>
-        </w:rPr>
-        <w:t xml:space="preserve">Image appears corrupted or incomplete (correct)</w:t>
-      </w:r>
-    </w:p>
-    <w:p>
-      <w:pPr>
-        <w:pStyle w:val="ListParagraph"/>
-        <w:numPr>
-          <w:ilvl w:val="0"/>
-          <w:numId w:val="1"/>
-        </w:numPr>
-      </w:pPr>
-      <w:r>
-        <w:t xml:space="preserve">Routine ping telemetry is nominal</w:t>
-      </w:r>
-    </w:p>
-    <w:p>
-      <w:pPr>
-        <w:pStyle w:val="ListParagraph"/>
-        <w:numPr>
-          <w:ilvl w:val="0"/>
-          <w:numId w:val="1"/>
-        </w:numPr>
-      </w:pPr>
-      <w:r>
-        <w:rPr>
-          <w:b/>
-        </w:rPr>
-        <w:t xml:space="preserve">Vessel count or colour in imagery contradicts the tasking brief (correct)</w:t>
+        <w:t>Select all integrity triggers that should stop a product from being delivered until it is reviewed.</w:t>
+      </w:r>
+    </w:p>
+    <w:p>
+      <w:pPr>
+        <w:pStyle w:val="ListParagraph"/>
+        <w:numPr>
+          <w:ilvl w:val="0"/>
+          <w:numId w:val="1"/>
+        </w:numPr>
+      </w:pPr>
+      <w:r>
+        <w:rPr>
+          <w:b/>
+        </w:rPr>
+        <w:t>Capture geometry does not match the tasked region (correct)</w:t>
+      </w:r>
+    </w:p>
+    <w:p>
+      <w:pPr>
+        <w:pStyle w:val="ListParagraph"/>
+        <w:numPr>
+          <w:ilvl w:val="0"/>
+          <w:numId w:val="1"/>
+        </w:numPr>
+      </w:pPr>
+      <w:r>
+        <w:t>Ground-station SNR was acceptable at pass start</w:t>
+      </w:r>
+    </w:p>
+    <w:p>
+      <w:pPr>
+        <w:pStyle w:val="ListParagraph"/>
+        <w:numPr>
+          <w:ilvl w:val="0"/>
+          <w:numId w:val="1"/>
+        </w:numPr>
+      </w:pPr>
+      <w:r>
+        <w:rPr>
+          <w:b/>
+        </w:rPr>
+        <w:t>Image appears corrupted or incomplete (correct)</w:t>
+      </w:r>
+    </w:p>
+    <w:p>
+      <w:pPr>
+        <w:pStyle w:val="ListParagraph"/>
+        <w:numPr>
+          <w:ilvl w:val="0"/>
+          <w:numId w:val="1"/>
+        </w:numPr>
+      </w:pPr>
+      <w:r>
+        <w:t>Routine ping telemetry is nominal</w:t>
+      </w:r>
+    </w:p>
+    <w:p>
+      <w:pPr>
+        <w:pStyle w:val="ListParagraph"/>
+        <w:numPr>
+          <w:ilvl w:val="0"/>
+          <w:numId w:val="1"/>
+        </w:numPr>
+      </w:pPr>
+      <w:r>
+        <w:rPr>
+          <w:b/>
+        </w:rPr>
+        <w:t xml:space="preserve">Vessel count or </w:t>
+      </w:r>
+      <w:r>
+        <w:rPr>
+          <w:b/>
+        </w:rPr>
+        <w:t>color</w:t>
+      </w:r>
+      <w:r>
+        <w:rPr>
+          <w:b/>
+        </w:rPr>
+        <w:t xml:space="preserve"> in imagery contradicts the tasking brief (correct)</w:t>
       </w:r>
     </w:p>
     <w:p>
@@ -1436,7 +1484,13 @@
         <w:t xml:space="preserve">Correct answer: </w:t>
       </w:r>
       <w:r>
-        <w:t xml:space="preserve">Capture geometry does not match the tasked region, Image appears corrupted or incomplete, Vessel count or colour in imagery contradicts the tasking brief</w:t>
+        <w:t xml:space="preserve">Capture geometry does not match the tasked region, Image appears corrupted or incomplete, Vessel count or </w:t>
+      </w:r>
+      <w:r>
+        <w:t>color</w:t>
+      </w:r>
+      <w:r>
+        <w:t xml:space="preserve"> in imagery contradicts the tasking brief</w:t>
       </w:r>
     </w:p>
     <w:p>
@@ -1447,22 +1501,31 @@
         <w:t xml:space="preserve">Why: </w:t>
       </w:r>
       <w:r>
-        <w:t xml:space="preserve">Corrupted imagery, wrong geography, and count/colour mismatches are all reasons to hold a product. Nominal pings and acceptable pass-start SNR do not clear a suspect product on their own.</w:t>
+        <w:t>Corrupted imagery, wrong geography, and count/</w:t>
+      </w:r>
+      <w:r>
+        <w:t>color</w:t>
+      </w:r>
+      <w:r>
+        <w:t xml:space="preserve"> mismatches are all reasons to hold a product. Nominal pings and acceptable pass-start SNR do not clear a suspect product on their own.</w:t>
       </w:r>
     </w:p>
     <w:sectPr>
       <w:pgSz w:w="11906" w:h="16838"/>
       <w:pgMar w:top="1134" w:right="1134" w:bottom="1134" w:left="1134" w:header="709" w:footer="709" w:gutter="0"/>
+      <w:cols w:space="720"/>
     </w:sectPr>
   </w:body>
 </w:document>
 </file>
 
 <file path=word/numbering.xml><?xml version="1.0" encoding="utf-8"?>
-<w:numbering xmlns:w="http://schemas.openxmlformats.org/wordprocessingml/2006/main">
-  <w:abstractNum w:abstractNumId="0">
+<w:numbering xmlns:wpc="http://schemas.microsoft.com/office/word/2010/wordprocessingCanvas" xmlns:cx="http://schemas.microsoft.com/office/drawing/2014/chartex" xmlns:cx1="http://schemas.microsoft.com/office/drawing/2015/9/8/chartex" xmlns:cx2="http://schemas.microsoft.com/office/drawing/2015/10/21/chartex" xmlns:cx3="http://schemas.microsoft.com/office/drawing/2016/5/9/chartex" xmlns:cx4="http://schemas.microsoft.com/office/drawing/2016/5/10/chartex" xmlns:cx5="http://schemas.microsoft.com/office/drawing/2016/5/11/chartex" xmlns:cx6="http://schemas.microsoft.com/office/drawing/2016/5/12/chartex" xmlns:cx7="http://schemas.microsoft.com/office/drawing/2016/5/13/chartex" xmlns:cx8="http://schemas.microsoft.com/office/drawing/2016/5/14/chartex" xmlns:mc="http://schemas.openxmlformats.org/markup-compatibility/2006" xmlns:aink="http://schemas.microsoft.com/office/drawing/2016/ink" xmlns:am3d="http://schemas.microsoft.com/office/drawing/2017/model3d" xmlns:o="urn:schemas-microsoft-com:office:office" xmlns:oel="http://schemas.microsoft.com/office/2019/extlst" xmlns:r="http://schemas.openxmlformats.org/officeDocument/2006/relationships" xmlns:m="http://schemas.openxmlformats.org/officeDocument/2006/math" xmlns:v="urn:schemas-microsoft-com:vml" xmlns:wp14="http://schemas.microsoft.com/office/word/2010/wordprocessingDrawing" xmlns:wp="http://schemas.openxmlformats.org/drawingml/2006/wordprocessingDrawing" xmlns:w10="urn:schemas-microsoft-com:office:word" xmlns:w="http://schemas.openxmlformats.org/wordprocessingml/2006/main" xmlns:w14="http://schemas.microsoft.com/office/word/2010/wordml" xmlns:w15="http://schemas.microsoft.com/office/word/2012/wordml" xmlns:w16cex="http://schemas.microsoft.com/office/word/2018/wordml/cex" xmlns:w16cid="http://schemas.microsoft.com/office/word/2016/wordml/cid" xmlns:w16="http://schemas.microsoft.com/office/word/2018/wordml" xmlns:w16du="http://schemas.microsoft.com/office/word/2023/wordml/word16du" xmlns:w16sdtdh="http://schemas.microsoft.com/office/word/2020/wordml/sdtdatahash" xmlns:w16sdtfl="http://schemas.microsoft.com/office/word/2024/wordml/sdtformatlock" xmlns:w16se="http://schemas.microsoft.com/office/word/2015/wordml/symex" xmlns:wpg="http://schemas.microsoft.com/office/word/2010/wordprocessingGroup" xmlns:wpi="http://schemas.microsoft.com/office/word/2010/wordprocessingInk" xmlns:wne="http://schemas.microsoft.com/office/word/2006/wordml" xmlns:wps="http://schemas.microsoft.com/office/word/2010/wordprocessingShape" mc:Ignorable="w14 w15 w16se w16cid w16 w16cex w16sdtdh w16sdtfl w16du wp14">
+  <w:abstractNum w:abstractNumId="0" w15:restartNumberingAfterBreak="0">
+    <w:nsid w:val="283366CD"/>
     <w:multiLevelType w:val="hybridMultilevel"/>
-    <w:lvl w:ilvl="0">
+    <w:tmpl w:val="15363C1E"/>
+    <w:lvl w:ilvl="0" w:tplc="C096ED02">
       <w:start w:val="1"/>
       <w:numFmt w:val="bullet"/>
       <w:lvlText w:val=""/>
@@ -1474,21 +1537,62 @@
         <w:rFonts w:ascii="Symbol" w:hAnsi="Symbol" w:hint="default"/>
       </w:rPr>
     </w:lvl>
+    <w:lvl w:ilvl="1" w:tplc="E3CC96EC">
+      <w:numFmt w:val="decimal"/>
+      <w:lvlText w:val=""/>
+      <w:lvlJc w:val="left"/>
+    </w:lvl>
+    <w:lvl w:ilvl="2" w:tplc="86866AFC">
+      <w:numFmt w:val="decimal"/>
+      <w:lvlText w:val=""/>
+      <w:lvlJc w:val="left"/>
+    </w:lvl>
+    <w:lvl w:ilvl="3" w:tplc="E18075C2">
+      <w:numFmt w:val="decimal"/>
+      <w:lvlText w:val=""/>
+      <w:lvlJc w:val="left"/>
+    </w:lvl>
+    <w:lvl w:ilvl="4" w:tplc="366AF93C">
+      <w:numFmt w:val="decimal"/>
+      <w:lvlText w:val=""/>
+      <w:lvlJc w:val="left"/>
+    </w:lvl>
+    <w:lvl w:ilvl="5" w:tplc="0A943F96">
+      <w:numFmt w:val="decimal"/>
+      <w:lvlText w:val=""/>
+      <w:lvlJc w:val="left"/>
+    </w:lvl>
+    <w:lvl w:ilvl="6" w:tplc="DC1A80A0">
+      <w:numFmt w:val="decimal"/>
+      <w:lvlText w:val=""/>
+      <w:lvlJc w:val="left"/>
+    </w:lvl>
+    <w:lvl w:ilvl="7" w:tplc="EDB61BD2">
+      <w:numFmt w:val="decimal"/>
+      <w:lvlText w:val=""/>
+      <w:lvlJc w:val="left"/>
+    </w:lvl>
+    <w:lvl w:ilvl="8" w:tplc="A3E280D6">
+      <w:numFmt w:val="decimal"/>
+      <w:lvlText w:val=""/>
+      <w:lvlJc w:val="left"/>
+    </w:lvl>
   </w:abstractNum>
-  <w:num w:numId="1">
+  <w:num w:numId="1" w16cid:durableId="852185053">
     <w:abstractNumId w:val="0"/>
   </w:num>
 </w:numbering>
 </file>
 
 <file path=word/styles.xml><?xml version="1.0" encoding="utf-8"?>
-<w:styles xmlns:w="http://schemas.openxmlformats.org/wordprocessingml/2006/main">
+<w:styles xmlns:mc="http://schemas.openxmlformats.org/markup-compatibility/2006" xmlns:r="http://schemas.openxmlformats.org/officeDocument/2006/relationships" xmlns:w="http://schemas.openxmlformats.org/wordprocessingml/2006/main" xmlns:w14="http://schemas.microsoft.com/office/word/2010/wordml" xmlns:w15="http://schemas.microsoft.com/office/word/2012/wordml" xmlns:w16cex="http://schemas.microsoft.com/office/word/2018/wordml/cex" xmlns:w16cid="http://schemas.microsoft.com/office/word/2016/wordml/cid" xmlns:w16="http://schemas.microsoft.com/office/word/2018/wordml" xmlns:w16du="http://schemas.microsoft.com/office/word/2023/wordml/word16du" xmlns:w16sdtdh="http://schemas.microsoft.com/office/word/2020/wordml/sdtdatahash" xmlns:w16sdtfl="http://schemas.microsoft.com/office/word/2024/wordml/sdtformatlock" xmlns:w16se="http://schemas.microsoft.com/office/word/2015/wordml/symex" mc:Ignorable="w14 w15 w16se w16cid w16 w16cex w16sdtdh w16sdtfl w16du">
   <w:docDefaults>
     <w:rPrDefault>
       <w:rPr>
-        <w:rFonts w:ascii="Calibri" w:hAnsi="Calibri" w:cs="Calibri"/>
+        <w:rFonts w:ascii="Calibri" w:eastAsia="Times New Roman" w:hAnsi="Calibri" w:cs="Calibri"/>
         <w:sz w:val="22"/>
         <w:szCs w:val="22"/>
+        <w:lang w:val="en-AU" w:eastAsia="en-AU" w:bidi="ar-SA"/>
       </w:rPr>
     </w:rPrDefault>
     <w:pPrDefault>
@@ -1497,27 +1601,395 @@
       </w:pPr>
     </w:pPrDefault>
   </w:docDefaults>
+  <w:latentStyles w:defLockedState="0" w:defUIPriority="99" w:defSemiHidden="0" w:defUnhideWhenUsed="0" w:defQFormat="0" w:count="376">
+    <w:lsdException w:name="Normal" w:uiPriority="0" w:qFormat="1"/>
+    <w:lsdException w:name="heading 1" w:uiPriority="9" w:qFormat="1"/>
+    <w:lsdException w:name="heading 2" w:semiHidden="1" w:uiPriority="9" w:unhideWhenUsed="1" w:qFormat="1"/>
+    <w:lsdException w:name="heading 3" w:semiHidden="1" w:uiPriority="9" w:unhideWhenUsed="1" w:qFormat="1"/>
+    <w:lsdException w:name="heading 4" w:semiHidden="1" w:uiPriority="9" w:unhideWhenUsed="1" w:qFormat="1"/>
+    <w:lsdException w:name="heading 5" w:semiHidden="1" w:uiPriority="9" w:unhideWhenUsed="1" w:qFormat="1"/>
+    <w:lsdException w:name="heading 6" w:semiHidden="1" w:uiPriority="9" w:unhideWhenUsed="1" w:qFormat="1"/>
+    <w:lsdException w:name="heading 7" w:semiHidden="1" w:uiPriority="9" w:unhideWhenUsed="1" w:qFormat="1"/>
+    <w:lsdException w:name="heading 8" w:semiHidden="1" w:uiPriority="9" w:unhideWhenUsed="1" w:qFormat="1"/>
+    <w:lsdException w:name="heading 9" w:semiHidden="1" w:uiPriority="9" w:unhideWhenUsed="1" w:qFormat="1"/>
+    <w:lsdException w:name="index 1" w:semiHidden="1" w:unhideWhenUsed="1"/>
+    <w:lsdException w:name="index 2" w:semiHidden="1" w:unhideWhenUsed="1"/>
+    <w:lsdException w:name="index 3" w:semiHidden="1" w:unhideWhenUsed="1"/>
+    <w:lsdException w:name="index 4" w:semiHidden="1" w:unhideWhenUsed="1"/>
+    <w:lsdException w:name="index 5" w:semiHidden="1" w:unhideWhenUsed="1"/>
+    <w:lsdException w:name="index 6" w:semiHidden="1" w:unhideWhenUsed="1"/>
+    <w:lsdException w:name="index 7" w:semiHidden="1" w:unhideWhenUsed="1"/>
+    <w:lsdException w:name="index 8" w:semiHidden="1" w:unhideWhenUsed="1"/>
+    <w:lsdException w:name="index 9" w:semiHidden="1" w:unhideWhenUsed="1"/>
+    <w:lsdException w:name="toc 1" w:semiHidden="1" w:uiPriority="39" w:unhideWhenUsed="1"/>
+    <w:lsdException w:name="toc 2" w:semiHidden="1" w:uiPriority="39" w:unhideWhenUsed="1"/>
+    <w:lsdException w:name="toc 3" w:semiHidden="1" w:uiPriority="39" w:unhideWhenUsed="1"/>
+    <w:lsdException w:name="toc 4" w:semiHidden="1" w:uiPriority="39" w:unhideWhenUsed="1"/>
+    <w:lsdException w:name="toc 5" w:semiHidden="1" w:uiPriority="39" w:unhideWhenUsed="1"/>
+    <w:lsdException w:name="toc 6" w:semiHidden="1" w:uiPriority="39" w:unhideWhenUsed="1"/>
+    <w:lsdException w:name="toc 7" w:semiHidden="1" w:uiPriority="39" w:unhideWhenUsed="1"/>
+    <w:lsdException w:name="toc 8" w:semiHidden="1" w:uiPriority="39" w:unhideWhenUsed="1"/>
+    <w:lsdException w:name="toc 9" w:semiHidden="1" w:uiPriority="39" w:unhideWhenUsed="1"/>
+    <w:lsdException w:name="Normal Indent" w:semiHidden="1" w:unhideWhenUsed="1"/>
+    <w:lsdException w:name="footnote text" w:semiHidden="1" w:unhideWhenUsed="1"/>
+    <w:lsdException w:name="annotation text" w:semiHidden="1" w:unhideWhenUsed="1"/>
+    <w:lsdException w:name="header" w:semiHidden="1" w:unhideWhenUsed="1"/>
+    <w:lsdException w:name="footer" w:semiHidden="1" w:unhideWhenUsed="1"/>
+    <w:lsdException w:name="index heading" w:semiHidden="1" w:unhideWhenUsed="1"/>
+    <w:lsdException w:name="caption" w:semiHidden="1" w:uiPriority="35" w:unhideWhenUsed="1" w:qFormat="1"/>
+    <w:lsdException w:name="table of figures" w:semiHidden="1" w:unhideWhenUsed="1"/>
+    <w:lsdException w:name="envelope address" w:semiHidden="1" w:unhideWhenUsed="1"/>
+    <w:lsdException w:name="envelope return" w:semiHidden="1" w:unhideWhenUsed="1"/>
+    <w:lsdException w:name="footnote reference" w:semiHidden="1" w:unhideWhenUsed="1"/>
+    <w:lsdException w:name="annotation reference" w:semiHidden="1" w:unhideWhenUsed="1"/>
+    <w:lsdException w:name="line number" w:semiHidden="1" w:unhideWhenUsed="1"/>
+    <w:lsdException w:name="page number" w:semiHidden="1" w:unhideWhenUsed="1"/>
+    <w:lsdException w:name="endnote reference" w:semiHidden="1" w:unhideWhenUsed="1"/>
+    <w:lsdException w:name="endnote text" w:semiHidden="1" w:unhideWhenUsed="1"/>
+    <w:lsdException w:name="table of authorities" w:semiHidden="1" w:unhideWhenUsed="1"/>
+    <w:lsdException w:name="macro" w:semiHidden="1" w:unhideWhenUsed="1"/>
+    <w:lsdException w:name="toa heading" w:semiHidden="1" w:unhideWhenUsed="1"/>
+    <w:lsdException w:name="List" w:semiHidden="1" w:unhideWhenUsed="1"/>
+    <w:lsdException w:name="List Bullet" w:semiHidden="1" w:unhideWhenUsed="1"/>
+    <w:lsdException w:name="List Number" w:semiHidden="1" w:unhideWhenUsed="1"/>
+    <w:lsdException w:name="List 2" w:semiHidden="1" w:unhideWhenUsed="1"/>
+    <w:lsdException w:name="List 3" w:semiHidden="1" w:unhideWhenUsed="1"/>
+    <w:lsdException w:name="List 4" w:semiHidden="1" w:unhideWhenUsed="1"/>
+    <w:lsdException w:name="List 5" w:semiHidden="1" w:unhideWhenUsed="1"/>
+    <w:lsdException w:name="List Bullet 2" w:semiHidden="1" w:unhideWhenUsed="1"/>
+    <w:lsdException w:name="List Bullet 3" w:semiHidden="1" w:unhideWhenUsed="1"/>
+    <w:lsdException w:name="List Bullet 4" w:semiHidden="1" w:unhideWhenUsed="1"/>
+    <w:lsdException w:name="List Bullet 5" w:semiHidden="1" w:unhideWhenUsed="1"/>
+    <w:lsdException w:name="List Number 2" w:semiHidden="1" w:unhideWhenUsed="1"/>
+    <w:lsdException w:name="List Number 3" w:semiHidden="1" w:unhideWhenUsed="1"/>
+    <w:lsdException w:name="List Number 4" w:semiHidden="1" w:unhideWhenUsed="1"/>
+    <w:lsdException w:name="List Number 5" w:semiHidden="1" w:unhideWhenUsed="1"/>
+    <w:lsdException w:name="Title" w:uiPriority="10" w:qFormat="1"/>
+    <w:lsdException w:name="Closing" w:semiHidden="1" w:unhideWhenUsed="1"/>
+    <w:lsdException w:name="Signature" w:semiHidden="1" w:unhideWhenUsed="1"/>
+    <w:lsdException w:name="Default Paragraph Font" w:semiHidden="1" w:uiPriority="1" w:unhideWhenUsed="1"/>
+    <w:lsdException w:name="Body Text" w:semiHidden="1" w:unhideWhenUsed="1"/>
+    <w:lsdException w:name="Body Text Indent" w:semiHidden="1" w:unhideWhenUsed="1"/>
+    <w:lsdException w:name="List Continue" w:semiHidden="1" w:unhideWhenUsed="1"/>
+    <w:lsdException w:name="List Continue 2" w:semiHidden="1" w:unhideWhenUsed="1"/>
+    <w:lsdException w:name="List Continue 3" w:semiHidden="1" w:unhideWhenUsed="1"/>
+    <w:lsdException w:name="List Continue 4" w:semiHidden="1" w:unhideWhenUsed="1"/>
+    <w:lsdException w:name="List Continue 5" w:semiHidden="1" w:unhideWhenUsed="1"/>
+    <w:lsdException w:name="Message Header" w:semiHidden="1" w:unhideWhenUsed="1"/>
+    <w:lsdException w:name="Subtitle" w:uiPriority="11" w:qFormat="1"/>
+    <w:lsdException w:name="Salutation" w:semiHidden="1" w:unhideWhenUsed="1"/>
+    <w:lsdException w:name="Date" w:semiHidden="1" w:unhideWhenUsed="1"/>
+    <w:lsdException w:name="Body Text First Indent" w:semiHidden="1" w:unhideWhenUsed="1"/>
+    <w:lsdException w:name="Body Text First Indent 2" w:semiHidden="1" w:unhideWhenUsed="1"/>
+    <w:lsdException w:name="Note Heading" w:semiHidden="1" w:unhideWhenUsed="1"/>
+    <w:lsdException w:name="Body Text 2" w:semiHidden="1" w:unhideWhenUsed="1"/>
+    <w:lsdException w:name="Body Text 3" w:semiHidden="1" w:unhideWhenUsed="1"/>
+    <w:lsdException w:name="Body Text Indent 2" w:semiHidden="1" w:unhideWhenUsed="1"/>
+    <w:lsdException w:name="Body Text Indent 3" w:semiHidden="1" w:unhideWhenUsed="1"/>
+    <w:lsdException w:name="Block Text" w:semiHidden="1" w:unhideWhenUsed="1"/>
+    <w:lsdException w:name="Hyperlink" w:semiHidden="1" w:unhideWhenUsed="1"/>
+    <w:lsdException w:name="FollowedHyperlink" w:semiHidden="1" w:unhideWhenUsed="1"/>
+    <w:lsdException w:name="Strong" w:uiPriority="22" w:qFormat="1"/>
+    <w:lsdException w:name="Emphasis" w:uiPriority="20" w:qFormat="1"/>
+    <w:lsdException w:name="Document Map" w:semiHidden="1" w:unhideWhenUsed="1"/>
+    <w:lsdException w:name="Plain Text" w:semiHidden="1" w:unhideWhenUsed="1"/>
+    <w:lsdException w:name="E-mail Signature" w:semiHidden="1" w:unhideWhenUsed="1"/>
+    <w:lsdException w:name="HTML Top of Form" w:semiHidden="1" w:unhideWhenUsed="1"/>
+    <w:lsdException w:name="HTML Bottom of Form" w:semiHidden="1" w:unhideWhenUsed="1"/>
+    <w:lsdException w:name="Normal (Web)" w:semiHidden="1" w:unhideWhenUsed="1"/>
+    <w:lsdException w:name="HTML Acronym" w:semiHidden="1" w:unhideWhenUsed="1"/>
+    <w:lsdException w:name="HTML Address" w:semiHidden="1" w:unhideWhenUsed="1"/>
+    <w:lsdException w:name="HTML Cite" w:semiHidden="1" w:unhideWhenUsed="1"/>
+    <w:lsdException w:name="HTML Code" w:semiHidden="1" w:unhideWhenUsed="1"/>
+    <w:lsdException w:name="HTML Definition" w:semiHidden="1" w:unhideWhenUsed="1"/>
+    <w:lsdException w:name="HTML Keyboard" w:semiHidden="1" w:unhideWhenUsed="1"/>
+    <w:lsdException w:name="HTML Preformatted" w:semiHidden="1" w:unhideWhenUsed="1"/>
+    <w:lsdException w:name="HTML Sample" w:semiHidden="1" w:unhideWhenUsed="1"/>
+    <w:lsdException w:name="HTML Typewriter" w:semiHidden="1" w:unhideWhenUsed="1"/>
+    <w:lsdException w:name="HTML Variable" w:semiHidden="1" w:unhideWhenUsed="1"/>
+    <w:lsdException w:name="Normal Table" w:semiHidden="1" w:unhideWhenUsed="1"/>
+    <w:lsdException w:name="annotation subject" w:semiHidden="1" w:unhideWhenUsed="1"/>
+    <w:lsdException w:name="No List" w:semiHidden="1" w:unhideWhenUsed="1"/>
+    <w:lsdException w:name="Outline List 1" w:semiHidden="1" w:unhideWhenUsed="1"/>
+    <w:lsdException w:name="Outline List 2" w:semiHidden="1" w:unhideWhenUsed="1"/>
+    <w:lsdException w:name="Outline List 3" w:semiHidden="1" w:unhideWhenUsed="1"/>
+    <w:lsdException w:name="Table Simple 1" w:semiHidden="1" w:unhideWhenUsed="1"/>
+    <w:lsdException w:name="Table Simple 2" w:semiHidden="1" w:unhideWhenUsed="1"/>
+    <w:lsdException w:name="Table Simple 3" w:semiHidden="1" w:unhideWhenUsed="1"/>
+    <w:lsdException w:name="Table Classic 1" w:semiHidden="1" w:unhideWhenUsed="1"/>
+    <w:lsdException w:name="Table Classic 2" w:semiHidden="1" w:unhideWhenUsed="1"/>
+    <w:lsdException w:name="Table Classic 3" w:semiHidden="1" w:unhideWhenUsed="1"/>
+    <w:lsdException w:name="Table Classic 4" w:semiHidden="1" w:unhideWhenUsed="1"/>
+    <w:lsdException w:name="Table Colorful 1" w:semiHidden="1" w:unhideWhenUsed="1"/>
+    <w:lsdException w:name="Table Colorful 2" w:semiHidden="1" w:unhideWhenUsed="1"/>
+    <w:lsdException w:name="Table Colorful 3" w:semiHidden="1" w:unhideWhenUsed="1"/>
+    <w:lsdException w:name="Table Columns 1" w:semiHidden="1" w:unhideWhenUsed="1"/>
+    <w:lsdException w:name="Table Columns 2" w:semiHidden="1" w:unhideWhenUsed="1"/>
+    <w:lsdException w:name="Table Columns 3" w:semiHidden="1" w:unhideWhenUsed="1"/>
+    <w:lsdException w:name="Table Columns 4" w:semiHidden="1" w:unhideWhenUsed="1"/>
+    <w:lsdException w:name="Table Columns 5" w:semiHidden="1" w:unhideWhenUsed="1"/>
+    <w:lsdException w:name="Table Grid 1" w:semiHidden="1" w:unhideWhenUsed="1"/>
+    <w:lsdException w:name="Table Grid 2" w:semiHidden="1" w:unhideWhenUsed="1"/>
+    <w:lsdException w:name="Table Grid 3" w:semiHidden="1" w:unhideWhenUsed="1"/>
+    <w:lsdException w:name="Table Grid 4" w:semiHidden="1" w:unhideWhenUsed="1"/>
+    <w:lsdException w:name="Table Grid 5" w:semiHidden="1" w:unhideWhenUsed="1"/>
+    <w:lsdException w:name="Table Grid 6" w:semiHidden="1" w:unhideWhenUsed="1"/>
+    <w:lsdException w:name="Table Grid 7" w:semiHidden="1" w:unhideWhenUsed="1"/>
+    <w:lsdException w:name="Table Grid 8" w:semiHidden="1" w:unhideWhenUsed="1"/>
+    <w:lsdException w:name="Table List 1" w:semiHidden="1" w:unhideWhenUsed="1"/>
+    <w:lsdException w:name="Table List 2" w:semiHidden="1" w:unhideWhenUsed="1"/>
+    <w:lsdException w:name="Table List 3" w:semiHidden="1" w:unhideWhenUsed="1"/>
+    <w:lsdException w:name="Table List 4" w:semiHidden="1" w:unhideWhenUsed="1"/>
+    <w:lsdException w:name="Table List 5" w:semiHidden="1" w:unhideWhenUsed="1"/>
+    <w:lsdException w:name="Table List 6" w:semiHidden="1" w:unhideWhenUsed="1"/>
+    <w:lsdException w:name="Table List 7" w:semiHidden="1" w:unhideWhenUsed="1"/>
+    <w:lsdException w:name="Table List 8" w:semiHidden="1" w:unhideWhenUsed="1"/>
+    <w:lsdException w:name="Table 3D effects 1" w:semiHidden="1" w:unhideWhenUsed="1"/>
+    <w:lsdException w:name="Table 3D effects 2" w:semiHidden="1" w:unhideWhenUsed="1"/>
+    <w:lsdException w:name="Table 3D effects 3" w:semiHidden="1" w:unhideWhenUsed="1"/>
+    <w:lsdException w:name="Table Contemporary" w:semiHidden="1" w:unhideWhenUsed="1"/>
+    <w:lsdException w:name="Table Elegant" w:semiHidden="1" w:unhideWhenUsed="1"/>
+    <w:lsdException w:name="Table Professional" w:semiHidden="1" w:unhideWhenUsed="1"/>
+    <w:lsdException w:name="Table Subtle 1" w:semiHidden="1" w:unhideWhenUsed="1"/>
+    <w:lsdException w:name="Table Subtle 2" w:semiHidden="1" w:unhideWhenUsed="1"/>
+    <w:lsdException w:name="Table Web 1" w:semiHidden="1" w:unhideWhenUsed="1"/>
+    <w:lsdException w:name="Table Web 2" w:semiHidden="1" w:unhideWhenUsed="1"/>
+    <w:lsdException w:name="Table Web 3" w:semiHidden="1" w:unhideWhenUsed="1"/>
+    <w:lsdException w:name="Balloon Text" w:semiHidden="1" w:unhideWhenUsed="1"/>
+    <w:lsdException w:name="Table Grid" w:uiPriority="39"/>
+    <w:lsdException w:name="Table Theme" w:semiHidden="1" w:unhideWhenUsed="1"/>
+    <w:lsdException w:name="Placeholder Text" w:semiHidden="1"/>
+    <w:lsdException w:name="No Spacing" w:uiPriority="1" w:qFormat="1"/>
+    <w:lsdException w:name="Light Shading" w:uiPriority="60"/>
+    <w:lsdException w:name="Light List" w:uiPriority="61"/>
+    <w:lsdException w:name="Light Grid" w:uiPriority="62"/>
+    <w:lsdException w:name="Medium Shading 1" w:uiPriority="63"/>
+    <w:lsdException w:name="Medium Shading 2" w:uiPriority="64"/>
+    <w:lsdException w:name="Medium List 1" w:uiPriority="65"/>
+    <w:lsdException w:name="Medium List 2" w:uiPriority="66"/>
+    <w:lsdException w:name="Medium Grid 1" w:uiPriority="67"/>
+    <w:lsdException w:name="Medium Grid 2" w:uiPriority="68"/>
+    <w:lsdException w:name="Medium Grid 3" w:uiPriority="69"/>
+    <w:lsdException w:name="Dark List" w:uiPriority="70"/>
+    <w:lsdException w:name="Colorful Shading" w:uiPriority="71"/>
+    <w:lsdException w:name="Colorful List" w:uiPriority="72"/>
+    <w:lsdException w:name="Colorful Grid" w:uiPriority="73"/>
+    <w:lsdException w:name="Light Shading Accent 1" w:uiPriority="60"/>
+    <w:lsdException w:name="Light List Accent 1" w:uiPriority="61"/>
+    <w:lsdException w:name="Light Grid Accent 1" w:uiPriority="62"/>
+    <w:lsdException w:name="Medium Shading 1 Accent 1" w:uiPriority="63"/>
+    <w:lsdException w:name="Medium Shading 2 Accent 1" w:uiPriority="64"/>
+    <w:lsdException w:name="Medium List 1 Accent 1" w:uiPriority="65"/>
+    <w:lsdException w:name="Revision" w:semiHidden="1"/>
+    <w:lsdException w:name="List Paragraph" w:uiPriority="34" w:qFormat="1"/>
+    <w:lsdException w:name="Quote" w:uiPriority="29" w:qFormat="1"/>
+    <w:lsdException w:name="Intense Quote" w:uiPriority="30" w:qFormat="1"/>
+    <w:lsdException w:name="Medium List 2 Accent 1" w:uiPriority="66"/>
+    <w:lsdException w:name="Medium Grid 1 Accent 1" w:uiPriority="67"/>
+    <w:lsdException w:name="Medium Grid 2 Accent 1" w:uiPriority="68"/>
+    <w:lsdException w:name="Medium Grid 3 Accent 1" w:uiPriority="69"/>
+    <w:lsdException w:name="Dark List Accent 1" w:uiPriority="70"/>
+    <w:lsdException w:name="Colorful Shading Accent 1" w:uiPriority="71"/>
+    <w:lsdException w:name="Colorful List Accent 1" w:uiPriority="72"/>
+    <w:lsdException w:name="Colorful Grid Accent 1" w:uiPriority="73"/>
+    <w:lsdException w:name="Light Shading Accent 2" w:uiPriority="60"/>
+    <w:lsdException w:name="Light List Accent 2" w:uiPriority="61"/>
+    <w:lsdException w:name="Light Grid Accent 2" w:uiPriority="62"/>
+    <w:lsdException w:name="Medium Shading 1 Accent 2" w:uiPriority="63"/>
+    <w:lsdException w:name="Medium Shading 2 Accent 2" w:uiPriority="64"/>
+    <w:lsdException w:name="Medium List 1 Accent 2" w:uiPriority="65"/>
+    <w:lsdException w:name="Medium List 2 Accent 2" w:uiPriority="66"/>
+    <w:lsdException w:name="Medium Grid 1 Accent 2" w:uiPriority="67"/>
+    <w:lsdException w:name="Medium Grid 2 Accent 2" w:uiPriority="68"/>
+    <w:lsdException w:name="Medium Grid 3 Accent 2" w:uiPriority="69"/>
+    <w:lsdException w:name="Dark List Accent 2" w:uiPriority="70"/>
+    <w:lsdException w:name="Colorful Shading Accent 2" w:uiPriority="71"/>
+    <w:lsdException w:name="Colorful List Accent 2" w:uiPriority="72"/>
+    <w:lsdException w:name="Colorful Grid Accent 2" w:uiPriority="73"/>
+    <w:lsdException w:name="Light Shading Accent 3" w:uiPriority="60"/>
+    <w:lsdException w:name="Light List Accent 3" w:uiPriority="61"/>
+    <w:lsdException w:name="Light Grid Accent 3" w:uiPriority="62"/>
+    <w:lsdException w:name="Medium Shading 1 Accent 3" w:uiPriority="63"/>
+    <w:lsdException w:name="Medium Shading 2 Accent 3" w:uiPriority="64"/>
+    <w:lsdException w:name="Medium List 1 Accent 3" w:uiPriority="65"/>
+    <w:lsdException w:name="Medium List 2 Accent 3" w:uiPriority="66"/>
+    <w:lsdException w:name="Medium Grid 1 Accent 3" w:uiPriority="67"/>
+    <w:lsdException w:name="Medium Grid 2 Accent 3" w:uiPriority="68"/>
+    <w:lsdException w:name="Medium Grid 3 Accent 3" w:uiPriority="69"/>
+    <w:lsdException w:name="Dark List Accent 3" w:uiPriority="70"/>
+    <w:lsdException w:name="Colorful Shading Accent 3" w:uiPriority="71"/>
+    <w:lsdException w:name="Colorful List Accent 3" w:uiPriority="72"/>
+    <w:lsdException w:name="Colorful Grid Accent 3" w:uiPriority="73"/>
+    <w:lsdException w:name="Light Shading Accent 4" w:uiPriority="60"/>
+    <w:lsdException w:name="Light List Accent 4" w:uiPriority="61"/>
+    <w:lsdException w:name="Light Grid Accent 4" w:uiPriority="62"/>
+    <w:lsdException w:name="Medium Shading 1 Accent 4" w:uiPriority="63"/>
+    <w:lsdException w:name="Medium Shading 2 Accent 4" w:uiPriority="64"/>
+    <w:lsdException w:name="Medium List 1 Accent 4" w:uiPriority="65"/>
+    <w:lsdException w:name="Medium List 2 Accent 4" w:uiPriority="66"/>
+    <w:lsdException w:name="Medium Grid 1 Accent 4" w:uiPriority="67"/>
+    <w:lsdException w:name="Medium Grid 2 Accent 4" w:uiPriority="68"/>
+    <w:lsdException w:name="Medium Grid 3 Accent 4" w:uiPriority="69"/>
+    <w:lsdException w:name="Dark List Accent 4" w:uiPriority="70"/>
+    <w:lsdException w:name="Colorful Shading Accent 4" w:uiPriority="71"/>
+    <w:lsdException w:name="Colorful List Accent 4" w:uiPriority="72"/>
+    <w:lsdException w:name="Colorful Grid Accent 4" w:uiPriority="73"/>
+    <w:lsdException w:name="Light Shading Accent 5" w:uiPriority="60"/>
+    <w:lsdException w:name="Light List Accent 5" w:uiPriority="61"/>
+    <w:lsdException w:name="Light Grid Accent 5" w:uiPriority="62"/>
+    <w:lsdException w:name="Medium Shading 1 Accent 5" w:uiPriority="63"/>
+    <w:lsdException w:name="Medium Shading 2 Accent 5" w:uiPriority="64"/>
+    <w:lsdException w:name="Medium List 1 Accent 5" w:uiPriority="65"/>
+    <w:lsdException w:name="Medium List 2 Accent 5" w:uiPriority="66"/>
+    <w:lsdException w:name="Medium Grid 1 Accent 5" w:uiPriority="67"/>
+    <w:lsdException w:name="Medium Grid 2 Accent 5" w:uiPriority="68"/>
+    <w:lsdException w:name="Medium Grid 3 Accent 5" w:uiPriority="69"/>
+    <w:lsdException w:name="Dark List Accent 5" w:uiPriority="70"/>
+    <w:lsdException w:name="Colorful Shading Accent 5" w:uiPriority="71"/>
+    <w:lsdException w:name="Colorful List Accent 5" w:uiPriority="72"/>
+    <w:lsdException w:name="Colorful Grid Accent 5" w:uiPriority="73"/>
+    <w:lsdException w:name="Light Shading Accent 6" w:uiPriority="60"/>
+    <w:lsdException w:name="Light List Accent 6" w:uiPriority="61"/>
+    <w:lsdException w:name="Light Grid Accent 6" w:uiPriority="62"/>
+    <w:lsdException w:name="Medium Shading 1 Accent 6" w:uiPriority="63"/>
+    <w:lsdException w:name="Medium Shading 2 Accent 6" w:uiPriority="64"/>
+    <w:lsdException w:name="Medium List 1 Accent 6" w:uiPriority="65"/>
+    <w:lsdException w:name="Medium List 2 Accent 6" w:uiPriority="66"/>
+    <w:lsdException w:name="Medium Grid 1 Accent 6" w:uiPriority="67"/>
+    <w:lsdException w:name="Medium Grid 2 Accent 6" w:uiPriority="68"/>
+    <w:lsdException w:name="Medium Grid 3 Accent 6" w:uiPriority="69"/>
+    <w:lsdException w:name="Dark List Accent 6" w:uiPriority="70"/>
+    <w:lsdException w:name="Colorful Shading Accent 6" w:uiPriority="71"/>
+    <w:lsdException w:name="Colorful List Accent 6" w:uiPriority="72"/>
+    <w:lsdException w:name="Colorful Grid Accent 6" w:uiPriority="73"/>
+    <w:lsdException w:name="Subtle Emphasis" w:uiPriority="19" w:qFormat="1"/>
+    <w:lsdException w:name="Intense Emphasis" w:uiPriority="21" w:qFormat="1"/>
+    <w:lsdException w:name="Subtle Reference" w:uiPriority="31" w:qFormat="1"/>
+    <w:lsdException w:name="Intense Reference" w:uiPriority="32" w:qFormat="1"/>
+    <w:lsdException w:name="Book Title" w:uiPriority="33" w:qFormat="1"/>
+    <w:lsdException w:name="Bibliography" w:semiHidden="1" w:uiPriority="37" w:unhideWhenUsed="1"/>
+    <w:lsdException w:name="TOC Heading" w:semiHidden="1" w:uiPriority="39" w:unhideWhenUsed="1" w:qFormat="1"/>
+    <w:lsdException w:name="Plain Table 1" w:uiPriority="41"/>
+    <w:lsdException w:name="Plain Table 2" w:uiPriority="42"/>
+    <w:lsdException w:name="Plain Table 3" w:uiPriority="43"/>
+    <w:lsdException w:name="Plain Table 4" w:uiPriority="44"/>
+    <w:lsdException w:name="Plain Table 5" w:uiPriority="45"/>
+    <w:lsdException w:name="Grid Table Light" w:uiPriority="40"/>
+    <w:lsdException w:name="Grid Table 1 Light" w:uiPriority="46"/>
+    <w:lsdException w:name="Grid Table 2" w:uiPriority="47"/>
+    <w:lsdException w:name="Grid Table 3" w:uiPriority="48"/>
+    <w:lsdException w:name="Grid Table 4" w:uiPriority="49"/>
+    <w:lsdException w:name="Grid Table 5 Dark" w:uiPriority="50"/>
+    <w:lsdException w:name="Grid Table 6 Colorful" w:uiPriority="51"/>
+    <w:lsdException w:name="Grid Table 7 Colorful" w:uiPriority="52"/>
+    <w:lsdException w:name="Grid Table 1 Light Accent 1" w:uiPriority="46"/>
+    <w:lsdException w:name="Grid Table 2 Accent 1" w:uiPriority="47"/>
+    <w:lsdException w:name="Grid Table 3 Accent 1" w:uiPriority="48"/>
+    <w:lsdException w:name="Grid Table 4 Accent 1" w:uiPriority="49"/>
+    <w:lsdException w:name="Grid Table 5 Dark Accent 1" w:uiPriority="50"/>
+    <w:lsdException w:name="Grid Table 6 Colorful Accent 1" w:uiPriority="51"/>
+    <w:lsdException w:name="Grid Table 7 Colorful Accent 1" w:uiPriority="52"/>
+    <w:lsdException w:name="Grid Table 1 Light Accent 2" w:uiPriority="46"/>
+    <w:lsdException w:name="Grid Table 2 Accent 2" w:uiPriority="47"/>
+    <w:lsdException w:name="Grid Table 3 Accent 2" w:uiPriority="48"/>
+    <w:lsdException w:name="Grid Table 4 Accent 2" w:uiPriority="49"/>
+    <w:lsdException w:name="Grid Table 5 Dark Accent 2" w:uiPriority="50"/>
+    <w:lsdException w:name="Grid Table 6 Colorful Accent 2" w:uiPriority="51"/>
+    <w:lsdException w:name="Grid Table 7 Colorful Accent 2" w:uiPriority="52"/>
+    <w:lsdException w:name="Grid Table 1 Light Accent 3" w:uiPriority="46"/>
+    <w:lsdException w:name="Grid Table 2 Accent 3" w:uiPriority="47"/>
+    <w:lsdException w:name="Grid Table 3 Accent 3" w:uiPriority="48"/>
+    <w:lsdException w:name="Grid Table 4 Accent 3" w:uiPriority="49"/>
+    <w:lsdException w:name="Grid Table 5 Dark Accent 3" w:uiPriority="50"/>
+    <w:lsdException w:name="Grid Table 6 Colorful Accent 3" w:uiPriority="51"/>
+    <w:lsdException w:name="Grid Table 7 Colorful Accent 3" w:uiPriority="52"/>
+    <w:lsdException w:name="Grid Table 1 Light Accent 4" w:uiPriority="46"/>
+    <w:lsdException w:name="Grid Table 2 Accent 4" w:uiPriority="47"/>
+    <w:lsdException w:name="Grid Table 3 Accent 4" w:uiPriority="48"/>
+    <w:lsdException w:name="Grid Table 4 Accent 4" w:uiPriority="49"/>
+    <w:lsdException w:name="Grid Table 5 Dark Accent 4" w:uiPriority="50"/>
+    <w:lsdException w:name="Grid Table 6 Colorful Accent 4" w:uiPriority="51"/>
+    <w:lsdException w:name="Grid Table 7 Colorful Accent 4" w:uiPriority="52"/>
+    <w:lsdException w:name="Grid Table 1 Light Accent 5" w:uiPriority="46"/>
+    <w:lsdException w:name="Grid Table 2 Accent 5" w:uiPriority="47"/>
+    <w:lsdException w:name="Grid Table 3 Accent 5" w:uiPriority="48"/>
+    <w:lsdException w:name="Grid Table 4 Accent 5" w:uiPriority="49"/>
+    <w:lsdException w:name="Grid Table 5 Dark Accent 5" w:uiPriority="50"/>
+    <w:lsdException w:name="Grid Table 6 Colorful Accent 5" w:uiPriority="51"/>
+    <w:lsdException w:name="Grid Table 7 Colorful Accent 5" w:uiPriority="52"/>
+    <w:lsdException w:name="Grid Table 1 Light Accent 6" w:uiPriority="46"/>
+    <w:lsdException w:name="Grid Table 2 Accent 6" w:uiPriority="47"/>
+    <w:lsdException w:name="Grid Table 3 Accent 6" w:uiPriority="48"/>
+    <w:lsdException w:name="Grid Table 4 Accent 6" w:uiPriority="49"/>
+    <w:lsdException w:name="Grid Table 5 Dark Accent 6" w:uiPriority="50"/>
+    <w:lsdException w:name="Grid Table 6 Colorful Accent 6" w:uiPriority="51"/>
+    <w:lsdException w:name="Grid Table 7 Colorful Accent 6" w:uiPriority="52"/>
+    <w:lsdException w:name="List Table 1 Light" w:uiPriority="46"/>
+    <w:lsdException w:name="List Table 2" w:uiPriority="47"/>
+    <w:lsdException w:name="List Table 3" w:uiPriority="48"/>
+    <w:lsdException w:name="List Table 4" w:uiPriority="49"/>
+    <w:lsdException w:name="List Table 5 Dark" w:uiPriority="50"/>
+    <w:lsdException w:name="List Table 6 Colorful" w:uiPriority="51"/>
+    <w:lsdException w:name="List Table 7 Colorful" w:uiPriority="52"/>
+    <w:lsdException w:name="List Table 1 Light Accent 1" w:uiPriority="46"/>
+    <w:lsdException w:name="List Table 2 Accent 1" w:uiPriority="47"/>
+    <w:lsdException w:name="List Table 3 Accent 1" w:uiPriority="48"/>
+    <w:lsdException w:name="List Table 4 Accent 1" w:uiPriority="49"/>
+    <w:lsdException w:name="List Table 5 Dark Accent 1" w:uiPriority="50"/>
+    <w:lsdException w:name="List Table 6 Colorful Accent 1" w:uiPriority="51"/>
+    <w:lsdException w:name="List Table 7 Colorful Accent 1" w:uiPriority="52"/>
+    <w:lsdException w:name="List Table 1 Light Accent 2" w:uiPriority="46"/>
+    <w:lsdException w:name="List Table 2 Accent 2" w:uiPriority="47"/>
+    <w:lsdException w:name="List Table 3 Accent 2" w:uiPriority="48"/>
+    <w:lsdException w:name="List Table 4 Accent 2" w:uiPriority="49"/>
+    <w:lsdException w:name="List Table 5 Dark Accent 2" w:uiPriority="50"/>
+    <w:lsdException w:name="List Table 6 Colorful Accent 2" w:uiPriority="51"/>
+    <w:lsdException w:name="List Table 7 Colorful Accent 2" w:uiPriority="52"/>
+    <w:lsdException w:name="List Table 1 Light Accent 3" w:uiPriority="46"/>
+    <w:lsdException w:name="List Table 2 Accent 3" w:uiPriority="47"/>
+    <w:lsdException w:name="List Table 3 Accent 3" w:uiPriority="48"/>
+    <w:lsdException w:name="List Table 4 Accent 3" w:uiPriority="49"/>
+    <w:lsdException w:name="List Table 5 Dark Accent 3" w:uiPriority="50"/>
+    <w:lsdException w:name="List Table 6 Colorful Accent 3" w:uiPriority="51"/>
+    <w:lsdException w:name="List Table 7 Colorful Accent 3" w:uiPriority="52"/>
+    <w:lsdException w:name="List Table 1 Light Accent 4" w:uiPriority="46"/>
+    <w:lsdException w:name="List Table 2 Accent 4" w:uiPriority="47"/>
+    <w:lsdException w:name="List Table 3 Accent 4" w:uiPriority="48"/>
+    <w:lsdException w:name="List Table 4 Accent 4" w:uiPriority="49"/>
+    <w:lsdException w:name="List Table 5 Dark Accent 4" w:uiPriority="50"/>
+    <w:lsdException w:name="List Table 6 Colorful Accent 4" w:uiPriority="51"/>
+    <w:lsdException w:name="List Table 7 Colorful Accent 4" w:uiPriority="52"/>
+    <w:lsdException w:name="List Table 1 Light Accent 5" w:uiPriority="46"/>
+    <w:lsdException w:name="List Table 2 Accent 5" w:uiPriority="47"/>
+    <w:lsdException w:name="List Table 3 Accent 5" w:uiPriority="48"/>
+    <w:lsdException w:name="List Table 4 Accent 5" w:uiPriority="49"/>
+    <w:lsdException w:name="List Table 5 Dark Accent 5" w:uiPriority="50"/>
+    <w:lsdException w:name="List Table 6 Colorful Accent 5" w:uiPriority="51"/>
+    <w:lsdException w:name="List Table 7 Colorful Accent 5" w:uiPriority="52"/>
+    <w:lsdException w:name="List Table 1 Light Accent 6" w:uiPriority="46"/>
+    <w:lsdException w:name="List Table 2 Accent 6" w:uiPriority="47"/>
+    <w:lsdException w:name="List Table 3 Accent 6" w:uiPriority="48"/>
+    <w:lsdException w:name="List Table 4 Accent 6" w:uiPriority="49"/>
+    <w:lsdException w:name="List Table 5 Dark Accent 6" w:uiPriority="50"/>
+    <w:lsdException w:name="List Table 6 Colorful Accent 6" w:uiPriority="51"/>
+    <w:lsdException w:name="List Table 7 Colorful Accent 6" w:uiPriority="52"/>
+    <w:lsdException w:name="Mention" w:semiHidden="1" w:unhideWhenUsed="1"/>
+    <w:lsdException w:name="Smart Hyperlink" w:semiHidden="1" w:unhideWhenUsed="1"/>
+    <w:lsdException w:name="Hashtag" w:semiHidden="1" w:unhideWhenUsed="1"/>
+    <w:lsdException w:name="Unresolved Mention" w:semiHidden="1" w:unhideWhenUsed="1"/>
+    <w:lsdException w:name="Smart Link" w:semiHidden="1" w:unhideWhenUsed="1"/>
+  </w:latentStyles>
   <w:style w:type="paragraph" w:default="1" w:styleId="Normal">
     <w:name w:val="Normal"/>
     <w:qFormat/>
-  </w:style>
-  <w:style w:type="paragraph" w:styleId="Title">
-    <w:name w:val="Title"/>
-    <w:basedOn w:val="Normal"/>
-    <w:qFormat/>
-    <w:pPr>
-      <w:spacing w:before="0" w:after="80"/>
-    </w:pPr>
     <w:rPr>
-      <w:b/>
-      <w:color w:val="8B5CF6"/>
-      <w:sz w:val="52"/>
-      <w:szCs w:val="52"/>
+      <w:lang w:val="en-US"/>
     </w:rPr>
   </w:style>
   <w:style w:type="paragraph" w:styleId="Heading1">
     <w:name w:val="heading 1"/>
     <w:basedOn w:val="Normal"/>
+    <w:uiPriority w:val="9"/>
     <w:qFormat/>
     <w:pPr>
       <w:keepNext/>
@@ -1535,6 +2007,8 @@
   <w:style w:type="paragraph" w:styleId="Heading2">
     <w:name w:val="heading 2"/>
     <w:basedOn w:val="Normal"/>
+    <w:uiPriority w:val="9"/>
+    <w:unhideWhenUsed/>
     <w:qFormat/>
     <w:pPr>
       <w:keepNext/>
@@ -1555,6 +2029,8 @@
   <w:style w:type="paragraph" w:styleId="Heading3">
     <w:name w:val="heading 3"/>
     <w:basedOn w:val="Normal"/>
+    <w:uiPriority w:val="9"/>
+    <w:unhideWhenUsed/>
     <w:qFormat/>
     <w:pPr>
       <w:keepNext/>
@@ -1565,8 +2041,48 @@
     <w:rPr>
       <w:b/>
       <w:color w:val="1E293B"/>
-      <w:sz w:val="22"/>
-      <w:szCs w:val="22"/>
+    </w:rPr>
+  </w:style>
+  <w:style w:type="character" w:default="1" w:styleId="DefaultParagraphFont">
+    <w:name w:val="Default Paragraph Font"/>
+    <w:uiPriority w:val="1"/>
+    <w:semiHidden/>
+    <w:unhideWhenUsed/>
+  </w:style>
+  <w:style w:type="table" w:default="1" w:styleId="TableNormal">
+    <w:name w:val="Normal Table"/>
+    <w:uiPriority w:val="99"/>
+    <w:semiHidden/>
+    <w:unhideWhenUsed/>
+    <w:tblPr>
+      <w:tblInd w:w="0" w:type="dxa"/>
+      <w:tblCellMar>
+        <w:top w:w="0" w:type="dxa"/>
+        <w:left w:w="108" w:type="dxa"/>
+        <w:bottom w:w="0" w:type="dxa"/>
+        <w:right w:w="108" w:type="dxa"/>
+      </w:tblCellMar>
+    </w:tblPr>
+  </w:style>
+  <w:style w:type="numbering" w:default="1" w:styleId="NoList">
+    <w:name w:val="No List"/>
+    <w:uiPriority w:val="99"/>
+    <w:semiHidden/>
+    <w:unhideWhenUsed/>
+  </w:style>
+  <w:style w:type="paragraph" w:styleId="Title">
+    <w:name w:val="Title"/>
+    <w:basedOn w:val="Normal"/>
+    <w:uiPriority w:val="10"/>
+    <w:qFormat/>
+    <w:pPr>
+      <w:spacing w:after="80"/>
+    </w:pPr>
+    <w:rPr>
+      <w:b/>
+      <w:color w:val="8B5CF6"/>
+      <w:sz w:val="52"/>
+      <w:szCs w:val="52"/>
     </w:rPr>
   </w:style>
   <w:style w:type="paragraph" w:styleId="ListParagraph">
@@ -1574,11 +2090,325 @@
     <w:basedOn w:val="Normal"/>
     <w:qFormat/>
     <w:pPr>
-      <w:spacing w:before="0" w:after="60"/>
+      <w:spacing w:after="60"/>
       <w:ind w:left="720"/>
       <w:contextualSpacing/>
     </w:pPr>
-    <w:rPr/>
   </w:style>
 </w:styles>
+</file>
+
+<file path=word/theme/theme1.xml><?xml version="1.0" encoding="utf-8"?>
+<a:theme xmlns:a="http://schemas.openxmlformats.org/drawingml/2006/main" name="Office Theme">
+  <a:themeElements>
+    <a:clrScheme name="Office">
+      <a:dk1>
+        <a:sysClr val="windowText" lastClr="000000"/>
+      </a:dk1>
+      <a:lt1>
+        <a:sysClr val="window" lastClr="FFFFFF"/>
+      </a:lt1>
+      <a:dk2>
+        <a:srgbClr val="0E2841"/>
+      </a:dk2>
+      <a:lt2>
+        <a:srgbClr val="E8E8E8"/>
+      </a:lt2>
+      <a:accent1>
+        <a:srgbClr val="156082"/>
+      </a:accent1>
+      <a:accent2>
+        <a:srgbClr val="E97132"/>
+      </a:accent2>
+      <a:accent3>
+        <a:srgbClr val="196B24"/>
+      </a:accent3>
+      <a:accent4>
+        <a:srgbClr val="0F9ED5"/>
+      </a:accent4>
+      <a:accent5>
+        <a:srgbClr val="A02B93"/>
+      </a:accent5>
+      <a:accent6>
+        <a:srgbClr val="4EA72E"/>
+      </a:accent6>
+      <a:hlink>
+        <a:srgbClr val="467886"/>
+      </a:hlink>
+      <a:folHlink>
+        <a:srgbClr val="96607D"/>
+      </a:folHlink>
+    </a:clrScheme>
+    <a:fontScheme name="Office">
+      <a:majorFont>
+        <a:latin typeface="Aptos Display" panose="02110004020202020204"/>
+        <a:ea typeface=""/>
+        <a:cs typeface=""/>
+        <a:font script="Jpan" typeface="游ゴシック Light"/>
+        <a:font script="Hang" typeface="맑은 고딕"/>
+        <a:font script="Hans" typeface="等线 Light"/>
+        <a:font script="Hant" typeface="新細明體"/>
+        <a:font script="Arab" typeface="Times New Roman"/>
+        <a:font script="Hebr" typeface="Times New Roman"/>
+        <a:font script="Thai" typeface="Angsana New"/>
+        <a:font script="Ethi" typeface="Nyala"/>
+        <a:font script="Beng" typeface="Vrinda"/>
+        <a:font script="Gujr" typeface="Shruti"/>
+        <a:font script="Khmr" typeface="MoolBoran"/>
+        <a:font script="Knda" typeface="Tunga"/>
+        <a:font script="Guru" typeface="Raavi"/>
+        <a:font script="Cans" typeface="Euphemia"/>
+        <a:font script="Cher" typeface="Plantagenet Cherokee"/>
+        <a:font script="Yiii" typeface="Microsoft Yi Baiti"/>
+        <a:font script="Tibt" typeface="Microsoft Himalaya"/>
+        <a:font script="Thaa" typeface="MV Boli"/>
+        <a:font script="Deva" typeface="Mangal"/>
+        <a:font script="Telu" typeface="Gautami"/>
+        <a:font script="Taml" typeface="Latha"/>
+        <a:font script="Syrc" typeface="Estrangelo Edessa"/>
+        <a:font script="Orya" typeface="Kalinga"/>
+        <a:font script="Mlym" typeface="Kartika"/>
+        <a:font script="Laoo" typeface="DokChampa"/>
+        <a:font script="Sinh" typeface="Iskoola Pota"/>
+        <a:font script="Mong" typeface="Mongolian Baiti"/>
+        <a:font script="Viet" typeface="Times New Roman"/>
+        <a:font script="Uigh" typeface="Microsoft Uighur"/>
+        <a:font script="Geor" typeface="Sylfaen"/>
+        <a:font script="Armn" typeface="Arial"/>
+        <a:font script="Bugi" typeface="Leelawadee UI"/>
+        <a:font script="Bopo" typeface="Microsoft JhengHei"/>
+        <a:font script="Java" typeface="Javanese Text"/>
+        <a:font script="Lisu" typeface="Segoe UI"/>
+        <a:font script="Mymr" typeface="Myanmar Text"/>
+        <a:font script="Nkoo" typeface="Ebrima"/>
+        <a:font script="Olck" typeface="Nirmala UI"/>
+        <a:font script="Osma" typeface="Ebrima"/>
+        <a:font script="Phag" typeface="Phagspa"/>
+        <a:font script="Syrn" typeface="Estrangelo Edessa"/>
+        <a:font script="Syrj" typeface="Estrangelo Edessa"/>
+        <a:font script="Syre" typeface="Estrangelo Edessa"/>
+        <a:font script="Sora" typeface="Nirmala UI"/>
+        <a:font script="Tale" typeface="Microsoft Tai Le"/>
+        <a:font script="Talu" typeface="Microsoft New Tai Lue"/>
+        <a:font script="Tfng" typeface="Ebrima"/>
+      </a:majorFont>
+      <a:minorFont>
+        <a:latin typeface="Aptos" panose="02110004020202020204"/>
+        <a:ea typeface=""/>
+        <a:cs typeface=""/>
+        <a:font script="Jpan" typeface="游明朝"/>
+        <a:font script="Hang" typeface="맑은 고딕"/>
+        <a:font script="Hans" typeface="等线"/>
+        <a:font script="Hant" typeface="新細明體"/>
+        <a:font script="Arab" typeface="Arial"/>
+        <a:font script="Hebr" typeface="Arial"/>
+        <a:font script="Thai" typeface="Cordia New"/>
+        <a:font script="Ethi" typeface="Nyala"/>
+        <a:font script="Beng" typeface="Vrinda"/>
+        <a:font script="Gujr" typeface="Shruti"/>
+        <a:font script="Khmr" typeface="DaunPenh"/>
+        <a:font script="Knda" typeface="Tunga"/>
+        <a:font script="Guru" typeface="Raavi"/>
+        <a:font script="Cans" typeface="Euphemia"/>
+        <a:font script="Cher" typeface="Plantagenet Cherokee"/>
+        <a:font script="Yiii" typeface="Microsoft Yi Baiti"/>
+        <a:font script="Tibt" typeface="Microsoft Himalaya"/>
+        <a:font script="Thaa" typeface="MV Boli"/>
+        <a:font script="Deva" typeface="Mangal"/>
+        <a:font script="Telu" typeface="Gautami"/>
+        <a:font script="Taml" typeface="Latha"/>
+        <a:font script="Syrc" typeface="Estrangelo Edessa"/>
+        <a:font script="Orya" typeface="Kalinga"/>
+        <a:font script="Mlym" typeface="Kartika"/>
+        <a:font script="Laoo" typeface="DokChampa"/>
+        <a:font script="Sinh" typeface="Iskoola Pota"/>
+        <a:font script="Mong" typeface="Mongolian Baiti"/>
+        <a:font script="Viet" typeface="Arial"/>
+        <a:font script="Uigh" typeface="Microsoft Uighur"/>
+        <a:font script="Geor" typeface="Sylfaen"/>
+        <a:font script="Armn" typeface="Arial"/>
+        <a:font script="Bugi" typeface="Leelawadee UI"/>
+        <a:font script="Bopo" typeface="Microsoft JhengHei"/>
+        <a:font script="Java" typeface="Javanese Text"/>
+        <a:font script="Lisu" typeface="Segoe UI"/>
+        <a:font script="Mymr" typeface="Myanmar Text"/>
+        <a:font script="Nkoo" typeface="Ebrima"/>
+        <a:font script="Olck" typeface="Nirmala UI"/>
+        <a:font script="Osma" typeface="Ebrima"/>
+        <a:font script="Phag" typeface="Phagspa"/>
+        <a:font script="Syrn" typeface="Estrangelo Edessa"/>
+        <a:font script="Syrj" typeface="Estrangelo Edessa"/>
+        <a:font script="Syre" typeface="Estrangelo Edessa"/>
+        <a:font script="Sora" typeface="Nirmala UI"/>
+        <a:font script="Tale" typeface="Microsoft Tai Le"/>
+        <a:font script="Talu" typeface="Microsoft New Tai Lue"/>
+        <a:font script="Tfng" typeface="Ebrima"/>
+      </a:minorFont>
+    </a:fontScheme>
+    <a:fmtScheme name="Office">
+      <a:fillStyleLst>
+        <a:solidFill>
+          <a:schemeClr val="phClr"/>
+        </a:solidFill>
+        <a:gradFill rotWithShape="1">
+          <a:gsLst>
+            <a:gs pos="0">
+              <a:schemeClr val="phClr">
+                <a:lumMod val="110000"/>
+                <a:satMod val="105000"/>
+                <a:tint val="67000"/>
+              </a:schemeClr>
+            </a:gs>
+            <a:gs pos="50000">
+              <a:schemeClr val="phClr">
+                <a:lumMod val="105000"/>
+                <a:satMod val="103000"/>
+                <a:tint val="73000"/>
+              </a:schemeClr>
+            </a:gs>
+            <a:gs pos="100000">
+              <a:schemeClr val="phClr">
+                <a:lumMod val="105000"/>
+                <a:satMod val="109000"/>
+                <a:tint val="81000"/>
+              </a:schemeClr>
+            </a:gs>
+          </a:gsLst>
+          <a:lin ang="5400000" scaled="0"/>
+        </a:gradFill>
+        <a:gradFill rotWithShape="1">
+          <a:gsLst>
+            <a:gs pos="0">
+              <a:schemeClr val="phClr">
+                <a:satMod val="103000"/>
+                <a:lumMod val="102000"/>
+                <a:tint val="94000"/>
+              </a:schemeClr>
+            </a:gs>
+            <a:gs pos="50000">
+              <a:schemeClr val="phClr">
+                <a:satMod val="110000"/>
+                <a:lumMod val="100000"/>
+                <a:shade val="100000"/>
+              </a:schemeClr>
+            </a:gs>
+            <a:gs pos="100000">
+              <a:schemeClr val="phClr">
+                <a:lumMod val="99000"/>
+                <a:satMod val="120000"/>
+                <a:shade val="78000"/>
+              </a:schemeClr>
+            </a:gs>
+          </a:gsLst>
+          <a:lin ang="5400000" scaled="0"/>
+        </a:gradFill>
+      </a:fillStyleLst>
+      <a:lnStyleLst>
+        <a:ln w="12700" cap="flat" cmpd="sng" algn="ctr">
+          <a:solidFill>
+            <a:schemeClr val="phClr"/>
+          </a:solidFill>
+          <a:prstDash val="solid"/>
+          <a:miter lim="800000"/>
+        </a:ln>
+        <a:ln w="19050" cap="flat" cmpd="sng" algn="ctr">
+          <a:solidFill>
+            <a:schemeClr val="phClr"/>
+          </a:solidFill>
+          <a:prstDash val="solid"/>
+          <a:miter lim="800000"/>
+        </a:ln>
+        <a:ln w="25400" cap="flat" cmpd="sng" algn="ctr">
+          <a:solidFill>
+            <a:schemeClr val="phClr"/>
+          </a:solidFill>
+          <a:prstDash val="solid"/>
+          <a:miter lim="800000"/>
+        </a:ln>
+      </a:lnStyleLst>
+      <a:effectStyleLst>
+        <a:effectStyle>
+          <a:effectLst/>
+        </a:effectStyle>
+        <a:effectStyle>
+          <a:effectLst/>
+        </a:effectStyle>
+        <a:effectStyle>
+          <a:effectLst>
+            <a:outerShdw blurRad="57150" dist="19050" dir="5400000" algn="ctr" rotWithShape="0">
+              <a:srgbClr val="000000">
+                <a:alpha val="63000"/>
+              </a:srgbClr>
+            </a:outerShdw>
+          </a:effectLst>
+        </a:effectStyle>
+      </a:effectStyleLst>
+      <a:bgFillStyleLst>
+        <a:solidFill>
+          <a:schemeClr val="phClr"/>
+        </a:solidFill>
+        <a:solidFill>
+          <a:schemeClr val="phClr">
+            <a:tint val="95000"/>
+            <a:satMod val="170000"/>
+          </a:schemeClr>
+        </a:solidFill>
+        <a:gradFill rotWithShape="1">
+          <a:gsLst>
+            <a:gs pos="0">
+              <a:schemeClr val="phClr">
+                <a:tint val="93000"/>
+                <a:satMod val="150000"/>
+                <a:shade val="98000"/>
+                <a:lumMod val="102000"/>
+              </a:schemeClr>
+            </a:gs>
+            <a:gs pos="50000">
+              <a:schemeClr val="phClr">
+                <a:tint val="98000"/>
+                <a:satMod val="130000"/>
+                <a:shade val="90000"/>
+                <a:lumMod val="103000"/>
+              </a:schemeClr>
+            </a:gs>
+            <a:gs pos="100000">
+              <a:schemeClr val="phClr">
+                <a:shade val="63000"/>
+                <a:satMod val="120000"/>
+              </a:schemeClr>
+            </a:gs>
+          </a:gsLst>
+          <a:lin ang="5400000" scaled="0"/>
+        </a:gradFill>
+      </a:bgFillStyleLst>
+    </a:fmtScheme>
+  </a:themeElements>
+  <a:objectDefaults>
+    <a:lnDef>
+      <a:spPr/>
+      <a:bodyPr/>
+      <a:lstStyle/>
+      <a:style>
+        <a:lnRef idx="2">
+          <a:schemeClr val="accent1"/>
+        </a:lnRef>
+        <a:fillRef idx="0">
+          <a:schemeClr val="accent1"/>
+        </a:fillRef>
+        <a:effectRef idx="1">
+          <a:schemeClr val="accent1"/>
+        </a:effectRef>
+        <a:fontRef idx="minor">
+          <a:schemeClr val="tx1"/>
+        </a:fontRef>
+      </a:style>
+    </a:lnDef>
+  </a:objectDefaults>
+  <a:extraClrSchemeLst/>
+  <a:extLst>
+    <a:ext uri="{05A4C25C-085E-4340-85A3-A5531E510DB2}">
+      <thm15:themeFamily xmlns:thm15="http://schemas.microsoft.com/office/thememl/2012/main" name="Office Theme" id="{2E142A2C-CD16-42D6-873A-C26D2A0506FA}" vid="{1BDDFF52-6CD6-40A5-AB3C-68EB2F1E4D0A}"/>
+    </a:ext>
+  </a:extLst>
+</a:theme>
 </file>